--- a/SLE_3/SLE3_25UAM126_SanskarGorave.docx
+++ b/SLE_3/SLE3_25UAM126_SanskarGorave.docx
@@ -1,6 +1,6 @@
 
 <file path=word/document.xml><?xml version="1.0" encoding="utf-8"?>
-<w:document xmlns:wpc="http://schemas.microsoft.com/office/word/2010/wordprocessingCanvas" xmlns:mc="http://schemas.openxmlformats.org/markup-compatibility/2006" xmlns:o="urn:schemas-microsoft-com:office:office" xmlns:r="http://schemas.openxmlformats.org/officeDocument/2006/relationships" xmlns:m="http://schemas.openxmlformats.org/officeDocument/2006/math" xmlns:v="urn:schemas-microsoft-com:vml" xmlns:wp14="http://schemas.microsoft.com/office/word/2010/wordprocessingDrawing" xmlns:wp="http://schemas.openxmlformats.org/drawingml/2006/wordprocessingDrawing" xmlns:w10="urn:schemas-microsoft-com:office:word" xmlns:w="http://schemas.openxmlformats.org/wordprocessingml/2006/main" xmlns:w14="http://schemas.microsoft.com/office/word/2010/wordml" xmlns:w15="http://schemas.microsoft.com/office/word/2012/wordml" xmlns:wpg="http://schemas.microsoft.com/office/word/2010/wordprocessingGroup" xmlns:wpi="http://schemas.microsoft.com/office/word/2010/wordprocessingInk" xmlns:wne="http://schemas.microsoft.com/office/word/2006/wordml" xmlns:wps="http://schemas.microsoft.com/office/word/2010/wordprocessingShape" xmlns:cx="http://schemas.microsoft.com/office/drawing/2014/chartex" xmlns:cx1="http://schemas.microsoft.com/office/drawing/2015/9/8/chartex" xmlns:cx2="http://schemas.microsoft.com/office/drawing/2015/10/21/chartex" xmlns:cx3="http://schemas.microsoft.com/office/drawing/2016/5/9/chartex" xmlns:cx4="http://schemas.microsoft.com/office/drawing/2016/5/10/chartex" xmlns:cx5="http://schemas.microsoft.com/office/drawing/2016/5/11/chartex" xmlns:cx6="http://schemas.microsoft.com/office/drawing/2016/5/12/chartex" xmlns:cx7="http://schemas.microsoft.com/office/drawing/2016/5/13/chartex" xmlns:cx8="http://schemas.microsoft.com/office/drawing/2016/5/14/chartex" xmlns:aink="http://schemas.microsoft.com/office/drawing/2016/ink" xmlns:am3d="http://schemas.microsoft.com/office/drawing/2017/model3d" xmlns:w16cex="http://schemas.microsoft.com/office/word/2018/wordml/cex" xmlns:w16cid="http://schemas.microsoft.com/office/word/2016/wordml/cid" xmlns:w16="http://schemas.microsoft.com/office/word/2018/wordml" xmlns:w16sdtdh="http://schemas.microsoft.com/office/word/2020/wordml/sdtdatahash" xmlns:w16se="http://schemas.microsoft.com/office/word/2015/wordml/symex" mc:Ignorable="w14 w15 wp14">
+<w:document xmlns:wpc="http://schemas.microsoft.com/office/word/2010/wordprocessingCanvas" xmlns:cx="http://schemas.microsoft.com/office/drawing/2014/chartex" xmlns:cx1="http://schemas.microsoft.com/office/drawing/2015/9/8/chartex" xmlns:cx2="http://schemas.microsoft.com/office/drawing/2015/10/21/chartex" xmlns:cx3="http://schemas.microsoft.com/office/drawing/2016/5/9/chartex" xmlns:cx4="http://schemas.microsoft.com/office/drawing/2016/5/10/chartex" xmlns:cx5="http://schemas.microsoft.com/office/drawing/2016/5/11/chartex" xmlns:cx6="http://schemas.microsoft.com/office/drawing/2016/5/12/chartex" xmlns:cx7="http://schemas.microsoft.com/office/drawing/2016/5/13/chartex" xmlns:cx8="http://schemas.microsoft.com/office/drawing/2016/5/14/chartex" xmlns:mc="http://schemas.openxmlformats.org/markup-compatibility/2006" xmlns:aink="http://schemas.microsoft.com/office/drawing/2016/ink" xmlns:am3d="http://schemas.microsoft.com/office/drawing/2017/model3d" xmlns:o="urn:schemas-microsoft-com:office:office" xmlns:oel="http://schemas.microsoft.com/office/2019/extlst" xmlns:r="http://schemas.openxmlformats.org/officeDocument/2006/relationships" xmlns:m="http://schemas.openxmlformats.org/officeDocument/2006/math" xmlns:v="urn:schemas-microsoft-com:vml" xmlns:wp14="http://schemas.microsoft.com/office/word/2010/wordprocessingDrawing" xmlns:wp="http://schemas.openxmlformats.org/drawingml/2006/wordprocessingDrawing" xmlns:w10="urn:schemas-microsoft-com:office:word" xmlns:w="http://schemas.openxmlformats.org/wordprocessingml/2006/main" xmlns:w14="http://schemas.microsoft.com/office/word/2010/wordml" xmlns:w15="http://schemas.microsoft.com/office/word/2012/wordml" xmlns:w16cex="http://schemas.microsoft.com/office/word/2018/wordml/cex" xmlns:w16cid="http://schemas.microsoft.com/office/word/2016/wordml/cid" xmlns:w16="http://schemas.microsoft.com/office/word/2018/wordml" xmlns:w16du="http://schemas.microsoft.com/office/word/2023/wordml/word16du" xmlns:w16sdtdh="http://schemas.microsoft.com/office/word/2020/wordml/sdtdatahash" xmlns:w16sdtfl="http://schemas.microsoft.com/office/word/2024/wordml/sdtformatlock" xmlns:w16se="http://schemas.microsoft.com/office/word/2015/wordml/symex" xmlns:wpg="http://schemas.microsoft.com/office/word/2010/wordprocessingGroup" xmlns:wpi="http://schemas.microsoft.com/office/word/2010/wordprocessingInk" xmlns:wne="http://schemas.microsoft.com/office/word/2006/wordml" xmlns:wps="http://schemas.microsoft.com/office/word/2010/wordprocessingShape" mc:Ignorable="w14 w15 w16se w16cid w16 w16cex w16sdtdh w16sdtfl w16du wp14">
   <w:body>
     <w:p>
       <w:pPr>
@@ -14,7 +14,7 @@
           <w:sz w:val="32"/>
           <w:szCs w:val="32"/>
         </w:rPr>
-        <w:t xml:space="preserve">SLE-3: Architectural Design (Full C4 Model)</w:t>
+        <w:t>SLE-3: Architectural Design (Full C4 Model)</w:t>
       </w:r>
     </w:p>
     <w:p>
@@ -27,12 +27,16 @@
           <w:sz w:val="22"/>
           <w:szCs w:val="22"/>
         </w:rPr>
-        <w:t xml:space="preserve">Course: 02AML204 – Introduction to Artificial Intelligence</w:t>
+        <w:t>Course: 02AML204 – Introduction to Artificial Intelligence</w:t>
       </w:r>
     </w:p>
     <w:p>
       <w:pPr>
         <w:spacing w:after="40"/>
+        <w:rPr>
+          <w:b/>
+          <w:bCs/>
+        </w:rPr>
       </w:pPr>
       <w:r>
         <w:rPr>
@@ -42,43 +46,96 @@
         <w:t xml:space="preserve">PRN: </w:t>
       </w:r>
       <w:r>
-        <w:t xml:space="preserve">25UAM126</w:t>
-      </w:r>
-      <w:r>
-        <w:rPr>
-          <w:b/>
-          <w:bCs/>
-        </w:rPr>
-        <w:t xml:space="preserve">     Name: </w:t>
-      </w:r>
-      <w:r>
-        <w:t xml:space="preserve">Sanskar Gorave</w:t>
-      </w:r>
-      <w:r>
-        <w:rPr>
-          <w:b/>
-          <w:bCs/>
-        </w:rPr>
-        <w:t xml:space="preserve">     Division: </w:t>
-      </w:r>
-      <w:r>
-        <w:t xml:space="preserve">B</w:t>
-      </w:r>
-      <w:r>
-        <w:rPr>
-          <w:b/>
-          <w:bCs/>
-        </w:rPr>
-        <w:t xml:space="preserve">     Date: </w:t>
-      </w:r>
-      <w:r>
-        <w:t xml:space="preserve">04/10/2026</w:t>
+        <w:t>25UAM126</w:t>
+      </w:r>
+      <w:r>
+        <w:rPr>
+          <w:b/>
+          <w:bCs/>
+        </w:rPr>
+        <w:t xml:space="preserve">   </w:t>
+      </w:r>
+    </w:p>
+    <w:p>
+      <w:pPr>
+        <w:spacing w:after="40"/>
+        <w:rPr>
+          <w:b/>
+          <w:bCs/>
+        </w:rPr>
+      </w:pPr>
+      <w:r>
+        <w:rPr>
+          <w:b/>
+          <w:bCs/>
+        </w:rPr>
+        <w:t xml:space="preserve">Name: </w:t>
+      </w:r>
+      <w:r>
+        <w:t xml:space="preserve">Sanskar </w:t>
+      </w:r>
+      <w:proofErr w:type="spellStart"/>
+      <w:r>
+        <w:t>Gorave</w:t>
+      </w:r>
+      <w:proofErr w:type="spellEnd"/>
+      <w:r>
+        <w:rPr>
+          <w:b/>
+          <w:bCs/>
+        </w:rPr>
+        <w:t xml:space="preserve">     </w:t>
+      </w:r>
+    </w:p>
+    <w:p>
+      <w:pPr>
+        <w:spacing w:after="40"/>
+        <w:rPr>
+          <w:b/>
+          <w:bCs/>
+        </w:rPr>
+      </w:pPr>
+      <w:r>
+        <w:rPr>
+          <w:b/>
+          <w:bCs/>
+        </w:rPr>
+        <w:t xml:space="preserve">Division: </w:t>
+      </w:r>
+      <w:r>
+        <w:t>B</w:t>
+      </w:r>
+      <w:r>
+        <w:rPr>
+          <w:b/>
+          <w:bCs/>
+        </w:rPr>
+        <w:t xml:space="preserve">    </w:t>
+      </w:r>
+    </w:p>
+    <w:p>
+      <w:pPr>
+        <w:spacing w:after="40"/>
+        <w:rPr>
+          <w:b/>
+          <w:bCs/>
+        </w:rPr>
+      </w:pPr>
+      <w:r>
+        <w:rPr>
+          <w:b/>
+          <w:bCs/>
+        </w:rPr>
+        <w:t xml:space="preserve">Date: </w:t>
+      </w:r>
+      <w:r>
+        <w:t>04/10/2026</w:t>
       </w:r>
     </w:p>
     <w:p>
       <w:pPr>
         <w:pBdr>
-          <w:bottom w:val="single" w:color="999999" w:sz="6" w:space="4"/>
+          <w:bottom w:val="single" w:sz="6" w:space="4" w:color="999999"/>
         </w:pBdr>
         <w:spacing w:after="100"/>
       </w:pPr>
@@ -90,7 +147,11 @@
         <w:t xml:space="preserve">GitHub / Portfolio Link (optional): </w:t>
       </w:r>
       <w:r>
-        <w:t xml:space="preserve">N/A</w:t>
+        <w:rPr>
+          <w:b/>
+          <w:bCs/>
+        </w:rPr>
+        <w:t>https://github.com/SanskarG-09/SLE--AI.git</w:t>
       </w:r>
     </w:p>
     <w:p>
@@ -98,7 +159,7 @@
         <w:pStyle w:val="Heading2"/>
       </w:pPr>
       <w:r>
-        <w:t xml:space="preserve">1. System Title &amp; Short Description</w:t>
+        <w:t>1. System Title &amp; Short Description</w:t>
       </w:r>
     </w:p>
     <w:p>
@@ -113,7 +174,31 @@
         <w:t xml:space="preserve">Factory-Floor Search System (BFS vs DFS). </w:t>
       </w:r>
       <w:r>
-        <w:t xml:space="preserve">This system models a 6×6 textile factory floor as a grid, where S is the start, G is the Quality Inspection Station, # is an obstacle and . is free floor. It searches the grid with Breadth-First Search (BFS) and Depth-First Search (DFS) to reach the goal. For each algorithm it reports the number of nodes explored, and it measures running time over 10,000 repeated searches. The problem it solves is comparing the two uninformed search strategies for finding a route to a target on a factory layout. In SLE-2, BFS explored 22 nodes and DFS explored 17, and the timing results (per 10,000 searches) were 226.39 ms for BFS and 141.38 ms for DFS.</w:t>
+        <w:t xml:space="preserve">This system models a 6×6 textile factory floor as a grid, where S is the start, G is the Quality Inspection Station, # is an obstacle </w:t>
+      </w:r>
+      <w:proofErr w:type="gramStart"/>
+      <w:r>
+        <w:t>and .</w:t>
+      </w:r>
+      <w:proofErr w:type="gramEnd"/>
+      <w:r>
+        <w:t xml:space="preserve"> is free floor. It searches the grid with Breadth-First Search (BFS) and Depth-First Search (DFS) to reach the goal. For each algorithm it reports the number of nodes explored, and it measures running time over 10,000 repeated searches. The problem it solves is comparing the two uninformed search strategies for finding a route to a target on a factory layout. In SLE-2, BFS explored 22 nodes and DFS explored 17, and the timing results (per 10,000 searches) were 226.39 </w:t>
+      </w:r>
+      <w:proofErr w:type="spellStart"/>
+      <w:r>
+        <w:t>ms</w:t>
+      </w:r>
+      <w:proofErr w:type="spellEnd"/>
+      <w:r>
+        <w:t xml:space="preserve"> for BFS and 141.38 </w:t>
+      </w:r>
+      <w:proofErr w:type="spellStart"/>
+      <w:r>
+        <w:t>ms</w:t>
+      </w:r>
+      <w:proofErr w:type="spellEnd"/>
+      <w:r>
+        <w:t xml:space="preserve"> for DFS.</w:t>
       </w:r>
     </w:p>
     <w:p>
@@ -121,19 +206,22 @@
         <w:pStyle w:val="Heading2"/>
       </w:pPr>
       <w:r>
-        <w:t xml:space="preserve">2. Context Diagram (Level 1)</w:t>
-      </w:r>
-    </w:p>
-    <w:p>
-      <w:pPr>
-        <w:spacing w:after="80" w:before="60"/>
+        <w:t>2. Context Diagram (Level 1)</w:t>
+      </w:r>
+    </w:p>
+    <w:p>
+      <w:pPr>
+        <w:spacing w:before="60" w:after="80"/>
         <w:jc w:val="center"/>
       </w:pPr>
       <w:r>
+        <w:rPr>
+          <w:noProof/>
+        </w:rPr>
         <w:drawing>
-          <wp:inline distT="0" distB="0" distL="0" distR="0">
+          <wp:inline distT="0" distB="0" distL="0" distR="0" wp14:anchorId="2257202F" wp14:editId="037A648C">
             <wp:extent cx="4095750" cy="1695450"/>
-            <wp:effectExtent t="0" r="0" b="0" l="0"/>
+            <wp:effectExtent l="0" t="0" r="0" b="0"/>
             <wp:docPr id="1" name="SLE3_context_diagram_drawio__1_.png" descr="SLE3_context_diagram_drawio__1_.png" title="SLE3_context_diagram_drawio__1_.png"/>
             <wp:cNvGraphicFramePr>
               <a:graphicFrameLocks xmlns:a="http://schemas.openxmlformats.org/drawingml/2006/main" noChangeAspect="1"/>
@@ -142,13 +230,13 @@
               <a:graphicData uri="http://schemas.openxmlformats.org/drawingml/2006/picture">
                 <pic:pic xmlns:pic="http://schemas.openxmlformats.org/drawingml/2006/picture">
                   <pic:nvPicPr>
-                    <pic:cNvPr id="0" name="" descr=""/>
+                    <pic:cNvPr id="0" name=""/>
                     <pic:cNvPicPr>
                       <a:picLocks noChangeAspect="1" noChangeArrowheads="1"/>
                     </pic:cNvPicPr>
                   </pic:nvPicPr>
                   <pic:blipFill>
-                    <a:blip r:embed="rId7" cstate="none"/>
+                    <a:blip r:embed="rId5"/>
                     <a:srcRect/>
                     <a:stretch>
                       <a:fillRect/>
@@ -175,7 +263,23 @@
         <w:spacing w:after="80"/>
       </w:pPr>
       <w:r>
-        <w:t xml:space="preserve">The Factory-Floor Search System is the single system being designed. The user (the student running the program) supplies the 6×6 factory grid with S, G, # and . symbols. The system runs BFS and DFS on it and prints the nodes explored and the timing to the console. The py-spy profiler sits outside the system and is used only to profile its runs, as in SLE-2.</w:t>
+        <w:t xml:space="preserve">The Factory-Floor Search System is the single system being designed. The user (the student running the program) supplies the 6×6 factory grid with S, G, # </w:t>
+      </w:r>
+      <w:proofErr w:type="gramStart"/>
+      <w:r>
+        <w:t>and .</w:t>
+      </w:r>
+      <w:proofErr w:type="gramEnd"/>
+      <w:r>
+        <w:t xml:space="preserve"> symbols. The system runs BFS and DFS on it and prints the nodes explored and the timing to the console. The </w:t>
+      </w:r>
+      <w:proofErr w:type="spellStart"/>
+      <w:r>
+        <w:t>py</w:t>
+      </w:r>
+      <w:proofErr w:type="spellEnd"/>
+      <w:r>
+        <w:t>-spy profiler sits outside the system and is used only to profile its runs, as in SLE-2.</w:t>
       </w:r>
     </w:p>
     <w:p>
@@ -183,20 +287,23 @@
         <w:pStyle w:val="Heading2"/>
       </w:pPr>
       <w:r>
-        <w:t xml:space="preserve">3. Container Diagram (Level 2)</w:t>
-      </w:r>
-    </w:p>
-    <w:p>
-      <w:pPr>
-        <w:spacing w:after="80" w:before="60"/>
+        <w:t>3. Container Diagram (Level 2)</w:t>
+      </w:r>
+    </w:p>
+    <w:p>
+      <w:pPr>
+        <w:spacing w:before="60" w:after="80"/>
         <w:jc w:val="center"/>
       </w:pPr>
       <w:r>
+        <w:rPr>
+          <w:noProof/>
+        </w:rPr>
         <w:drawing>
-          <wp:inline distT="0" distB="0" distL="0" distR="0">
+          <wp:inline distT="0" distB="0" distL="0" distR="0" wp14:anchorId="09700E8D" wp14:editId="2AEAF9D6">
             <wp:extent cx="4095750" cy="2343150"/>
-            <wp:effectExtent t="0" r="0" b="0" l="0"/>
-            <wp:docPr id="1" name="SLE3_container_diagram__drawio.png" descr="SLE3_container_diagram__drawio.png" title="SLE3_container_diagram__drawio.png"/>
+            <wp:effectExtent l="0" t="0" r="0" b="0"/>
+            <wp:docPr id="1318148175" name="SLE3_container_diagram__drawio.png" descr="SLE3_container_diagram__drawio.png" title="SLE3_container_diagram__drawio.png"/>
             <wp:cNvGraphicFramePr>
               <a:graphicFrameLocks xmlns:a="http://schemas.openxmlformats.org/drawingml/2006/main" noChangeAspect="1"/>
             </wp:cNvGraphicFramePr>
@@ -204,13 +311,13 @@
               <a:graphicData uri="http://schemas.openxmlformats.org/drawingml/2006/picture">
                 <pic:pic xmlns:pic="http://schemas.openxmlformats.org/drawingml/2006/picture">
                   <pic:nvPicPr>
-                    <pic:cNvPr id="0" name="" descr=""/>
+                    <pic:cNvPr id="0" name=""/>
                     <pic:cNvPicPr>
                       <a:picLocks noChangeAspect="1" noChangeArrowheads="1"/>
                     </pic:cNvPicPr>
                   </pic:nvPicPr>
                   <pic:blipFill>
-                    <a:blip r:embed="rId8" cstate="none"/>
+                    <a:blip r:embed="rId6"/>
                     <a:srcRect/>
                     <a:stretch>
                       <a:fillRect/>
@@ -249,7 +356,15 @@
         <w:t xml:space="preserve">Input Module: </w:t>
       </w:r>
       <w:r>
-        <w:t xml:space="preserve">holds the 6×6 factory grid (S, G, #, .), hardcoded in the file, and gives it to the search functions.</w:t>
+        <w:t>holds the 6×6 factory grid (S, G, #</w:t>
+      </w:r>
+      <w:proofErr w:type="gramStart"/>
+      <w:r>
+        <w:t>, .</w:t>
+      </w:r>
+      <w:proofErr w:type="gramEnd"/>
+      <w:r>
+        <w:t>), hardcoded in the file, and gives it to the search functions.</w:t>
       </w:r>
     </w:p>
     <w:p>
@@ -268,8 +383,39 @@
         </w:rPr>
         <w:t xml:space="preserve">Search Engine: </w:t>
       </w:r>
-      <w:r>
-        <w:t xml:space="preserve">bfs() and dfs() find S, expand the four neighbours (up, down, left, right), stop at G, and return the number of nodes explored.</w:t>
+      <w:proofErr w:type="spellStart"/>
+      <w:proofErr w:type="gramStart"/>
+      <w:r>
+        <w:t>bfs</w:t>
+      </w:r>
+      <w:proofErr w:type="spellEnd"/>
+      <w:r>
+        <w:t>(</w:t>
+      </w:r>
+      <w:proofErr w:type="gramEnd"/>
+      <w:r>
+        <w:t xml:space="preserve">) and </w:t>
+      </w:r>
+      <w:proofErr w:type="spellStart"/>
+      <w:proofErr w:type="gramStart"/>
+      <w:r>
+        <w:t>dfs</w:t>
+      </w:r>
+      <w:proofErr w:type="spellEnd"/>
+      <w:r>
+        <w:t>(</w:t>
+      </w:r>
+      <w:proofErr w:type="gramEnd"/>
+      <w:r>
+        <w:t xml:space="preserve">) find S, expand the four </w:t>
+      </w:r>
+      <w:proofErr w:type="spellStart"/>
+      <w:r>
+        <w:t>neighbours</w:t>
+      </w:r>
+      <w:proofErr w:type="spellEnd"/>
+      <w:r>
+        <w:t xml:space="preserve"> (up, down, left, right), stop at G, and return the number of nodes explored.</w:t>
       </w:r>
     </w:p>
     <w:p>
@@ -286,10 +432,16 @@
           <w:b/>
           <w:bCs/>
         </w:rPr>
+        <w:lastRenderedPageBreak/>
         <w:t xml:space="preserve">Memory / Visited Set: </w:t>
       </w:r>
-      <w:r>
-        <w:t xml:space="preserve">a Python set of (row, col) cells already queued, so no cell is searched twice and loops are avoided.</w:t>
+      <w:proofErr w:type="gramStart"/>
+      <w:r>
+        <w:t>a</w:t>
+      </w:r>
+      <w:proofErr w:type="gramEnd"/>
+      <w:r>
+        <w:t xml:space="preserve"> Python set of (row, col) cells already queued, so no cell is searched twice and loops are avoided.</w:t>
       </w:r>
     </w:p>
     <w:p>
@@ -309,7 +461,23 @@
         <w:t xml:space="preserve">Benchmark / Timing Module: </w:t>
       </w:r>
       <w:r>
-        <w:t xml:space="preserve">loops that call each search 10,000 times, 3 runs each, timed with perf_counter().</w:t>
+        <w:t xml:space="preserve">loops that call each search 10,000 times, 3 runs each, timed with </w:t>
+      </w:r>
+      <w:proofErr w:type="spellStart"/>
+      <w:r>
+        <w:t>perf_</w:t>
+      </w:r>
+      <w:proofErr w:type="gramStart"/>
+      <w:r>
+        <w:t>counter</w:t>
+      </w:r>
+      <w:proofErr w:type="spellEnd"/>
+      <w:r>
+        <w:t>(</w:t>
+      </w:r>
+      <w:proofErr w:type="gramEnd"/>
+      <w:r>
+        <w:t>).</w:t>
       </w:r>
     </w:p>
     <w:p>
@@ -329,7 +497,7 @@
         <w:t xml:space="preserve">Output Module: </w:t>
       </w:r>
       <w:r>
-        <w:t xml:space="preserve">the print statements that show the nodes explored and the timing results.</w:t>
+        <w:t>the print statements that show the nodes explored and the timing results.</w:t>
       </w:r>
     </w:p>
     <w:p>
@@ -337,20 +505,23 @@
         <w:pStyle w:val="Heading2"/>
       </w:pPr>
       <w:r>
-        <w:t xml:space="preserve">4. Component Diagram (Level 3)</w:t>
-      </w:r>
-    </w:p>
-    <w:p>
-      <w:pPr>
-        <w:spacing w:after="80" w:before="60"/>
+        <w:t>4. Component Diagram (Level 3)</w:t>
+      </w:r>
+    </w:p>
+    <w:p>
+      <w:pPr>
+        <w:spacing w:before="60" w:after="80"/>
         <w:jc w:val="center"/>
       </w:pPr>
       <w:r>
+        <w:rPr>
+          <w:noProof/>
+        </w:rPr>
         <w:drawing>
-          <wp:inline distT="0" distB="0" distL="0" distR="0">
+          <wp:inline distT="0" distB="0" distL="0" distR="0" wp14:anchorId="137F4C94" wp14:editId="15A98855">
             <wp:extent cx="4476750" cy="2562225"/>
-            <wp:effectExtent t="0" r="0" b="0" l="0"/>
-            <wp:docPr id="1" name="SLE3_component_diagram_drawio.png" descr="SLE3_component_diagram_drawio.png" title="SLE3_component_diagram_drawio.png"/>
+            <wp:effectExtent l="0" t="0" r="0" b="0"/>
+            <wp:docPr id="1060531320" name="SLE3_component_diagram_drawio.png" descr="SLE3_component_diagram_drawio.png" title="SLE3_component_diagram_drawio.png"/>
             <wp:cNvGraphicFramePr>
               <a:graphicFrameLocks xmlns:a="http://schemas.openxmlformats.org/drawingml/2006/main" noChangeAspect="1"/>
             </wp:cNvGraphicFramePr>
@@ -358,13 +529,13 @@
               <a:graphicData uri="http://schemas.openxmlformats.org/drawingml/2006/picture">
                 <pic:pic xmlns:pic="http://schemas.openxmlformats.org/drawingml/2006/picture">
                   <pic:nvPicPr>
-                    <pic:cNvPr id="0" name="" descr=""/>
+                    <pic:cNvPr id="0" name=""/>
                     <pic:cNvPicPr>
                       <a:picLocks noChangeAspect="1" noChangeArrowheads="1"/>
                     </pic:cNvPicPr>
                   </pic:nvPicPr>
                   <pic:blipFill>
-                    <a:blip r:embed="rId9" cstate="none"/>
+                    <a:blip r:embed="rId7"/>
                     <a:srcRect/>
                     <a:stretch>
                       <a:fillRect/>
@@ -391,7 +562,41 @@
         <w:spacing w:after="80"/>
       </w:pPr>
       <w:r>
-        <w:t xml:space="preserve">The Search Engine (bfs() and dfs()) has five components. The Start Locator finds S in the grid. The Frontier holds the cells waiting to be explored: a deque in BFS and a list used as a stack in DFS. Each cell taken from the Frontier is counted by the Node Counter and checked by the Goal Test. If it is not G, the Neighbour Expander tries up, down, left and right, skips walls, out-of-bounds cells and visited cells, and pushes the new cells onto the Frontier. The Frontier is the only real difference between BFS and DFS.</w:t>
+        <w:t>The Search Engine (</w:t>
+      </w:r>
+      <w:proofErr w:type="spellStart"/>
+      <w:proofErr w:type="gramStart"/>
+      <w:r>
+        <w:t>bfs</w:t>
+      </w:r>
+      <w:proofErr w:type="spellEnd"/>
+      <w:r>
+        <w:t>(</w:t>
+      </w:r>
+      <w:proofErr w:type="gramEnd"/>
+      <w:r>
+        <w:t xml:space="preserve">) and </w:t>
+      </w:r>
+      <w:proofErr w:type="spellStart"/>
+      <w:proofErr w:type="gramStart"/>
+      <w:r>
+        <w:t>dfs</w:t>
+      </w:r>
+      <w:proofErr w:type="spellEnd"/>
+      <w:r>
+        <w:t>(</w:t>
+      </w:r>
+      <w:proofErr w:type="gramEnd"/>
+      <w:r>
+        <w:t xml:space="preserve">)) has five components. The Start Locator finds S in the grid. The Frontier holds the cells waiting to be explored: a deque in BFS and a list used as a stack in DFS. Each cell taken from the Frontier is counted by the Node Counter and checked by the Goal Test. If it is not G, the </w:t>
+      </w:r>
+      <w:proofErr w:type="spellStart"/>
+      <w:r>
+        <w:t>Neighbour</w:t>
+      </w:r>
+      <w:proofErr w:type="spellEnd"/>
+      <w:r>
+        <w:t xml:space="preserve"> Expander tries up, down, left and right, skips walls, out-of-bounds cells and visited cells, and pushes the new cells onto the Frontier. The Frontier is the only real difference between BFS and DFS.</w:t>
       </w:r>
     </w:p>
     <w:p>
@@ -399,7 +604,7 @@
         <w:pStyle w:val="Heading2"/>
       </w:pPr>
       <w:r>
-        <w:t xml:space="preserve">5. Code Level Overview (Level 4)</w:t>
+        <w:t>5. Code Level Overview (Level 4)</w:t>
       </w:r>
     </w:p>
     <w:p>
@@ -413,14 +618,22 @@
       </w:pPr>
       <w:r>
         <w:rPr>
-          <w:rFonts w:ascii="Consolas" w:cs="Consolas" w:eastAsia="Consolas" w:hAnsi="Consolas"/>
+          <w:rFonts w:ascii="Consolas" w:eastAsia="Consolas" w:hAnsi="Consolas" w:cs="Consolas"/>
           <w:sz w:val="19"/>
           <w:szCs w:val="19"/>
         </w:rPr>
-        <w:t xml:space="preserve">factory</w:t>
-      </w:r>
-      <w:r>
-        <w:t xml:space="preserve">: the 6×6 grid (a list of lists with S, G, #, .) that both searches read.</w:t>
+        <w:t>factory</w:t>
+      </w:r>
+      <w:r>
+        <w:t>: the 6×6 grid (a list of lists with S, G, #</w:t>
+      </w:r>
+      <w:proofErr w:type="gramStart"/>
+      <w:r>
+        <w:t>, .</w:t>
+      </w:r>
+      <w:proofErr w:type="gramEnd"/>
+      <w:r>
+        <w:t>) that both searches read.</w:t>
       </w:r>
     </w:p>
     <w:p>
@@ -434,14 +647,32 @@
       </w:pPr>
       <w:r>
         <w:rPr>
-          <w:rFonts w:ascii="Consolas" w:cs="Consolas" w:eastAsia="Consolas" w:hAnsi="Consolas"/>
+          <w:rFonts w:ascii="Consolas" w:eastAsia="Consolas" w:hAnsi="Consolas" w:cs="Consolas"/>
           <w:sz w:val="19"/>
           <w:szCs w:val="19"/>
         </w:rPr>
-        <w:t xml:space="preserve">def bfs(factory)</w:t>
-      </w:r>
-      <w:r>
-        <w:t xml:space="preserve">: breadth-first search using a deque as a FIFO queue; returns the nodes explored.</w:t>
+        <w:t xml:space="preserve">def </w:t>
+      </w:r>
+      <w:proofErr w:type="spellStart"/>
+      <w:r>
+        <w:rPr>
+          <w:rFonts w:ascii="Consolas" w:eastAsia="Consolas" w:hAnsi="Consolas" w:cs="Consolas"/>
+          <w:sz w:val="19"/>
+          <w:szCs w:val="19"/>
+        </w:rPr>
+        <w:t>bfs</w:t>
+      </w:r>
+      <w:proofErr w:type="spellEnd"/>
+      <w:r>
+        <w:rPr>
+          <w:rFonts w:ascii="Consolas" w:eastAsia="Consolas" w:hAnsi="Consolas" w:cs="Consolas"/>
+          <w:sz w:val="19"/>
+          <w:szCs w:val="19"/>
+        </w:rPr>
+        <w:t>(factory)</w:t>
+      </w:r>
+      <w:r>
+        <w:t>: breadth-first search using a deque as a FIFO queue; returns the nodes explored.</w:t>
       </w:r>
     </w:p>
     <w:p>
@@ -455,14 +686,32 @@
       </w:pPr>
       <w:r>
         <w:rPr>
-          <w:rFonts w:ascii="Consolas" w:cs="Consolas" w:eastAsia="Consolas" w:hAnsi="Consolas"/>
+          <w:rFonts w:ascii="Consolas" w:eastAsia="Consolas" w:hAnsi="Consolas" w:cs="Consolas"/>
           <w:sz w:val="19"/>
           <w:szCs w:val="19"/>
         </w:rPr>
-        <w:t xml:space="preserve">def dfs(factory)</w:t>
-      </w:r>
-      <w:r>
-        <w:t xml:space="preserve">: depth-first search using a list as a LIFO stack; returns the nodes explored.</w:t>
+        <w:t xml:space="preserve">def </w:t>
+      </w:r>
+      <w:proofErr w:type="spellStart"/>
+      <w:r>
+        <w:rPr>
+          <w:rFonts w:ascii="Consolas" w:eastAsia="Consolas" w:hAnsi="Consolas" w:cs="Consolas"/>
+          <w:sz w:val="19"/>
+          <w:szCs w:val="19"/>
+        </w:rPr>
+        <w:t>dfs</w:t>
+      </w:r>
+      <w:proofErr w:type="spellEnd"/>
+      <w:r>
+        <w:rPr>
+          <w:rFonts w:ascii="Consolas" w:eastAsia="Consolas" w:hAnsi="Consolas" w:cs="Consolas"/>
+          <w:sz w:val="19"/>
+          <w:szCs w:val="19"/>
+        </w:rPr>
+        <w:t>(factory)</w:t>
+      </w:r>
+      <w:r>
+        <w:t>: depth-first search using a list as a LIFO stack; returns the nodes explored.</w:t>
       </w:r>
     </w:p>
     <w:p>
@@ -479,10 +728,44 @@
           <w:b/>
           <w:bCs/>
         </w:rPr>
-        <w:t xml:space="preserve">BFS timing loop</w:t>
-      </w:r>
-      <w:r>
-        <w:t xml:space="preserve">: runs bfs() 10,000 times per run, 3 runs, timed with time.perf_counter().</w:t>
+        <w:t>BFS timing loop</w:t>
+      </w:r>
+      <w:r>
+        <w:t xml:space="preserve">: runs </w:t>
+      </w:r>
+      <w:proofErr w:type="spellStart"/>
+      <w:proofErr w:type="gramStart"/>
+      <w:r>
+        <w:t>bfs</w:t>
+      </w:r>
+      <w:proofErr w:type="spellEnd"/>
+      <w:r>
+        <w:t>(</w:t>
+      </w:r>
+      <w:proofErr w:type="gramEnd"/>
+      <w:r>
+        <w:t xml:space="preserve">) 10,000 times per run, 3 runs, timed with </w:t>
+      </w:r>
+      <w:proofErr w:type="spellStart"/>
+      <w:proofErr w:type="gramStart"/>
+      <w:r>
+        <w:t>time.perf</w:t>
+      </w:r>
+      <w:proofErr w:type="gramEnd"/>
+      <w:r>
+        <w:t>_</w:t>
+      </w:r>
+      <w:proofErr w:type="gramStart"/>
+      <w:r>
+        <w:t>counter</w:t>
+      </w:r>
+      <w:proofErr w:type="spellEnd"/>
+      <w:r>
+        <w:t>(</w:t>
+      </w:r>
+      <w:proofErr w:type="gramEnd"/>
+      <w:r>
+        <w:t>).</w:t>
       </w:r>
     </w:p>
     <w:p>
@@ -499,10 +782,23 @@
           <w:b/>
           <w:bCs/>
         </w:rPr>
-        <w:t xml:space="preserve">DFS timing loop</w:t>
-      </w:r>
-      <w:r>
-        <w:t xml:space="preserve">: the same for dfs().</w:t>
+        <w:t>DFS timing loop</w:t>
+      </w:r>
+      <w:r>
+        <w:t xml:space="preserve">: the same for </w:t>
+      </w:r>
+      <w:proofErr w:type="spellStart"/>
+      <w:proofErr w:type="gramStart"/>
+      <w:r>
+        <w:t>dfs</w:t>
+      </w:r>
+      <w:proofErr w:type="spellEnd"/>
+      <w:r>
+        <w:t>(</w:t>
+      </w:r>
+      <w:proofErr w:type="gramEnd"/>
+      <w:r>
+        <w:t>).</w:t>
       </w:r>
     </w:p>
     <w:p>
@@ -510,7 +806,7 @@
         <w:pStyle w:val="Heading2"/>
       </w:pPr>
       <w:r>
-        <w:t xml:space="preserve">6. Design Decisions</w:t>
+        <w:t>6. Design Decisions</w:t>
       </w:r>
     </w:p>
     <w:p>
@@ -518,7 +814,7 @@
         <w:spacing w:after="80"/>
       </w:pPr>
       <w:r>
-        <w:t xml:space="preserve">I split the system into five parts (input, search engine, visited set, benchmark and output) so each part has one clear job and the search can be timed without changing its logic. BFS and DFS use the same code structure and differ only in the frontier, a deque for BFS and a stack for DFS, so the comparison between them is fair. A visited set stops cells from being searched twice, which avoids loops on the grid. I kept the grid hardcoded and the output as a node count, because the goal was comparing the searches, not building a full path-finder.</w:t>
+        <w:t>I split the system into five parts (input, search engine, visited set, benchmark and output) so each part has one clear job and the search can be timed without changing its logic. BFS and DFS use the same code structure and differ only in the frontier, a deque for BFS and a stack for DFS, so the comparison between them is fair. A visited set stops cells from being searched twice, which avoids loops on the grid. I kept the grid hardcoded and the output as a node count, because the goal was comparing the searches, not building a full path-finder.</w:t>
       </w:r>
     </w:p>
     <w:p>
@@ -526,7 +822,7 @@
         <w:pStyle w:val="Heading2"/>
       </w:pPr>
       <w:r>
-        <w:t xml:space="preserve">7. AI Contribution Note</w:t>
+        <w:t>7. AI Contribution Note</w:t>
       </w:r>
     </w:p>
     <w:p>
@@ -546,7 +842,7 @@
         <w:t xml:space="preserve">AI tools used: </w:t>
       </w:r>
       <w:r>
-        <w:t xml:space="preserve">ChatGPT and Claude.</w:t>
+        <w:t>ChatGPT and Claude.</w:t>
       </w:r>
     </w:p>
     <w:p>
@@ -566,7 +862,7 @@
         <w:t xml:space="preserve">What AI helped with: </w:t>
       </w:r>
       <w:r>
-        <w:t xml:space="preserve">Providing the code in factory_search.py (BFS and DFS on the factory grid, with timing), explaining the SLE-3 guideline step by step, suggesting the C4 structure for the system, creating the diagrams as draw.io files, and drafting the text of the report sections.</w:t>
+        <w:t>Providing the code in factory_search.py (BFS and DFS on the factory grid, with timing), explaining the SLE-3 guideline step by step, suggesting the C4 structure for the system, creating the diagrams as draw.io files, and drafting the text of the report sections.</w:t>
       </w:r>
     </w:p>
     <w:p>
@@ -586,7 +882,7 @@
         <w:t xml:space="preserve">What I did myself: </w:t>
       </w:r>
       <w:r>
-        <w:t xml:space="preserve">Chose my SLE-2 BFS vs DFS factory-floor system as the base for SLE-3, ran factory_search.py in VS Code, opened the diagrams in draw.io, and exported them as PNG images.</w:t>
+        <w:t>Chose my SLE-2 BFS vs DFS factory-floor system as the base for SLE-3, ran factory_search.py in VS Code, opened the diagrams in draw.io, and exported them as PNG images.</w:t>
       </w:r>
     </w:p>
     <w:p>
@@ -594,7 +890,7 @@
         <w:pStyle w:val="Heading2"/>
       </w:pPr>
       <w:r>
-        <w:t xml:space="preserve">8. Conclusion</w:t>
+        <w:t>8. Conclusion</w:t>
       </w:r>
     </w:p>
     <w:p>
@@ -602,102 +898,30 @@
         <w:spacing w:after="80"/>
       </w:pPr>
       <w:r>
-        <w:t xml:space="preserve">Drawing the same BFS vs DFS system at four C4 levels showed me that architecture means looking at one system at different levels of detail, from the big picture down to the code. The Context level showed what the system talks to, and the Container level split it into five parts with separate jobs. The Component level showed that BFS and DFS differ only in the Frontier, and the Code level tied each part back to real functions. This made it clearer how the search, the visited set and the timing code fit together, and where a change such as adding A* with a heuristic would go.</w:t>
+        <w:t xml:space="preserve">Drawing the same BFS vs DFS system at four C4 levels showed me that architecture means looking at one system at different levels of detail, from the big picture down to the code. The Context level showed what the system talks to, and the Container level split it into five parts with separate jobs. The Component level showed that BFS and DFS differ only in the Frontier, and the Code level tied each part back to real functions. This made it clearer </w:t>
+      </w:r>
+      <w:r>
+        <w:lastRenderedPageBreak/>
+        <w:t>how the search, the visited set and the timing code fit together, and where a change such as adding A* with a heuristic would go.</w:t>
       </w:r>
     </w:p>
     <w:sectPr>
-      <w:pgSz w:w="11906" w:h="16838" w:orient="portrait"/>
+      <w:pgSz w:w="11906" w:h="16838"/>
       <w:pgMar w:top="1000" w:right="1080" w:bottom="1000" w:left="1080" w:header="708" w:footer="708" w:gutter="0"/>
-      <w:pgNumType/>
+      <w:cols w:space="720"/>
       <w:docGrid w:linePitch="360"/>
     </w:sectPr>
   </w:body>
 </w:document>
 </file>
 
-<file path=word/comments.xml><?xml version="1.0" encoding="utf-8"?>
-<w:comments xmlns:cx="http://schemas.microsoft.com/office/drawing/2014/chartex" xmlns:cx1="http://schemas.microsoft.com/office/drawing/2015/9/8/chartex" xmlns:cx2="http://schemas.microsoft.com/office/drawing/2015/10/21/chartex" xmlns:cx3="http://schemas.microsoft.com/office/drawing/2016/5/9/chartex" xmlns:cx4="http://schemas.microsoft.com/office/drawing/2016/5/10/chartex" xmlns:cx5="http://schemas.microsoft.com/office/drawing/2016/5/11/chartex" xmlns:cx6="http://schemas.microsoft.com/office/drawing/2016/5/12/chartex" xmlns:cx7="http://schemas.microsoft.com/office/drawing/2016/5/13/chartex" xmlns:cx8="http://schemas.microsoft.com/office/drawing/2016/5/14/chartex" xmlns:mc="http://schemas.openxmlformats.org/markup-compatibility/2006" xmlns:aink="http://schemas.microsoft.com/office/drawing/2016/ink" xmlns:am3d="http://schemas.microsoft.com/office/drawing/2017/model3d" xmlns:o="urn:schemas-microsoft-com:office:office" xmlns:r="http://schemas.openxmlformats.org/officeDocument/2006/relationships" xmlns:m="http://schemas.openxmlformats.org/officeDocument/2006/math" xmlns:v="urn:schemas-microsoft-com:vml" xmlns:wp14="http://schemas.microsoft.com/office/word/2010/wordprocessingDrawing" xmlns:wp="http://schemas.openxmlformats.org/drawingml/2006/wordprocessingDrawing" xmlns:w10="urn:schemas-microsoft-com:office:word" xmlns:w="http://schemas.openxmlformats.org/wordprocessingml/2006/main" xmlns:w14="http://schemas.microsoft.com/office/word/2010/wordml" xmlns:w15="http://schemas.microsoft.com/office/word/2012/wordml" xmlns:w16cex="http://schemas.microsoft.com/office/word/2018/wordml/cex" xmlns:w16cid="http://schemas.microsoft.com/office/word/2016/wordml/cid" xmlns:w16="http://schemas.microsoft.com/office/word/2018/wordml" xmlns:w16sdtdh="http://schemas.microsoft.com/office/word/2020/wordml/sdtdatahash" xmlns:w16se="http://schemas.microsoft.com/office/word/2015/wordml/symex" xmlns:wpg="http://schemas.microsoft.com/office/word/2010/wordprocessingGroup" xmlns:wpi="http://schemas.microsoft.com/office/word/2010/wordprocessingInk" xmlns:wne="http://schemas.microsoft.com/office/word/2006/wordml" xmlns:wps="http://schemas.microsoft.com/office/word/2010/wordprocessingShape"/>
-</file>
-
-<file path=word/endnotes.xml><?xml version="1.0" encoding="utf-8"?>
-<w:endnotes xmlns:wpc="http://schemas.microsoft.com/office/word/2010/wordprocessingCanvas" xmlns:mc="http://schemas.openxmlformats.org/markup-compatibility/2006" xmlns:o="urn:schemas-microsoft-com:office:office" xmlns:r="http://schemas.openxmlformats.org/officeDocument/2006/relationships" xmlns:m="http://schemas.openxmlformats.org/officeDocument/2006/math" xmlns:v="urn:schemas-microsoft-com:vml" xmlns:wp14="http://schemas.microsoft.com/office/word/2010/wordprocessingDrawing" xmlns:wp="http://schemas.openxmlformats.org/drawingml/2006/wordprocessingDrawing" xmlns:w10="urn:schemas-microsoft-com:office:word" xmlns:w="http://schemas.openxmlformats.org/wordprocessingml/2006/main" xmlns:w14="http://schemas.microsoft.com/office/word/2010/wordml" xmlns:w15="http://schemas.microsoft.com/office/word/2012/wordml" xmlns:wpg="http://schemas.microsoft.com/office/word/2010/wordprocessingGroup" xmlns:wpi="http://schemas.microsoft.com/office/word/2010/wordprocessingInk" xmlns:wne="http://schemas.microsoft.com/office/word/2006/wordml" xmlns:wps="http://schemas.microsoft.com/office/word/2010/wordprocessingShape" mc:Ignorable="w14 w15 wp14">
-  <w:endnote w:type="separator" w:id="-1">
-    <w:p>
-      <w:pPr>
-        <w:spacing w:after="0" w:line="240" w:lineRule="auto"/>
-      </w:pPr>
-      <w:r>
-        <w:rPr>
-          <w:rStyle w:val="EndnoteReference"/>
-        </w:rPr>
-        <w:endnoteRef/>
-      </w:r>
-      <w:r>
-        <w:separator/>
-      </w:r>
-    </w:p>
-  </w:endnote>
-  <w:endnote w:type="continuationSeparator" w:id="0">
-    <w:p>
-      <w:pPr>
-        <w:spacing w:after="0" w:line="240" w:lineRule="auto"/>
-      </w:pPr>
-      <w:r>
-        <w:rPr>
-          <w:rStyle w:val="EndnoteReference"/>
-        </w:rPr>
-        <w:endnoteRef/>
-      </w:r>
-      <w:r>
-        <w:continuationSeparator/>
-      </w:r>
-    </w:p>
-  </w:endnote>
-</w:endnotes>
-</file>
-
-<file path=word/footnotes.xml><?xml version="1.0" encoding="utf-8"?>
-<w:footnotes xmlns:wpc="http://schemas.microsoft.com/office/word/2010/wordprocessingCanvas" xmlns:mc="http://schemas.openxmlformats.org/markup-compatibility/2006" xmlns:o="urn:schemas-microsoft-com:office:office" xmlns:r="http://schemas.openxmlformats.org/officeDocument/2006/relationships" xmlns:m="http://schemas.openxmlformats.org/officeDocument/2006/math" xmlns:v="urn:schemas-microsoft-com:vml" xmlns:wp14="http://schemas.microsoft.com/office/word/2010/wordprocessingDrawing" xmlns:wp="http://schemas.openxmlformats.org/drawingml/2006/wordprocessingDrawing" xmlns:w10="urn:schemas-microsoft-com:office:word" xmlns:w="http://schemas.openxmlformats.org/wordprocessingml/2006/main" xmlns:w14="http://schemas.microsoft.com/office/word/2010/wordml" xmlns:w15="http://schemas.microsoft.com/office/word/2012/wordml" xmlns:wpg="http://schemas.microsoft.com/office/word/2010/wordprocessingGroup" xmlns:wpi="http://schemas.microsoft.com/office/word/2010/wordprocessingInk" xmlns:wne="http://schemas.microsoft.com/office/word/2006/wordml" xmlns:wps="http://schemas.microsoft.com/office/word/2010/wordprocessingShape" mc:Ignorable="w14 w15 wp14">
-  <w:footnote w:type="separator" w:id="-1">
-    <w:p>
-      <w:pPr>
-        <w:spacing w:after="0" w:line="240" w:lineRule="auto"/>
-      </w:pPr>
-      <w:r>
-        <w:rPr>
-          <w:rStyle w:val="FootnoteReference"/>
-        </w:rPr>
-        <w:footnoteRef/>
-      </w:r>
-      <w:r>
-        <w:separator/>
-      </w:r>
-    </w:p>
-  </w:footnote>
-  <w:footnote w:type="continuationSeparator" w:id="0">
-    <w:p>
-      <w:pPr>
-        <w:spacing w:after="0" w:line="240" w:lineRule="auto"/>
-      </w:pPr>
-      <w:r>
-        <w:rPr>
-          <w:rStyle w:val="FootnoteReference"/>
-        </w:rPr>
-        <w:footnoteRef/>
-      </w:r>
-      <w:r>
-        <w:continuationSeparator/>
-      </w:r>
-    </w:p>
-  </w:footnote>
-</w:footnotes>
-</file>
-
 <file path=word/numbering.xml><?xml version="1.0" encoding="utf-8"?>
-<w:numbering xmlns:wpc="http://schemas.microsoft.com/office/word/2010/wordprocessingCanvas" xmlns:mc="http://schemas.openxmlformats.org/markup-compatibility/2006" xmlns:o="urn:schemas-microsoft-com:office:office" xmlns:r="http://schemas.openxmlformats.org/officeDocument/2006/relationships" xmlns:m="http://schemas.openxmlformats.org/officeDocument/2006/math" xmlns:v="urn:schemas-microsoft-com:vml" xmlns:wp14="http://schemas.microsoft.com/office/word/2010/wordprocessingDrawing" xmlns:wp="http://schemas.openxmlformats.org/drawingml/2006/wordprocessingDrawing" xmlns:w10="urn:schemas-microsoft-com:office:word" xmlns:w="http://schemas.openxmlformats.org/wordprocessingml/2006/main" xmlns:w14="http://schemas.microsoft.com/office/word/2010/wordml" xmlns:w15="http://schemas.microsoft.com/office/word/2012/wordml" xmlns:wpg="http://schemas.microsoft.com/office/word/2010/wordprocessingGroup" xmlns:wpi="http://schemas.microsoft.com/office/word/2010/wordprocessingInk" xmlns:wne="http://schemas.microsoft.com/office/word/2006/wordml" xmlns:wps="http://schemas.microsoft.com/office/word/2010/wordprocessingShape" mc:Ignorable="w14 w15 wp14">
-  <w:abstractNum w:abstractNumId="1" w15:restartNumberingAfterBreak="0">
+<w:numbering xmlns:wpc="http://schemas.microsoft.com/office/word/2010/wordprocessingCanvas" xmlns:cx="http://schemas.microsoft.com/office/drawing/2014/chartex" xmlns:cx1="http://schemas.microsoft.com/office/drawing/2015/9/8/chartex" xmlns:cx2="http://schemas.microsoft.com/office/drawing/2015/10/21/chartex" xmlns:cx3="http://schemas.microsoft.com/office/drawing/2016/5/9/chartex" xmlns:cx4="http://schemas.microsoft.com/office/drawing/2016/5/10/chartex" xmlns:cx5="http://schemas.microsoft.com/office/drawing/2016/5/11/chartex" xmlns:cx6="http://schemas.microsoft.com/office/drawing/2016/5/12/chartex" xmlns:cx7="http://schemas.microsoft.com/office/drawing/2016/5/13/chartex" xmlns:cx8="http://schemas.microsoft.com/office/drawing/2016/5/14/chartex" xmlns:mc="http://schemas.openxmlformats.org/markup-compatibility/2006" xmlns:aink="http://schemas.microsoft.com/office/drawing/2016/ink" xmlns:am3d="http://schemas.microsoft.com/office/drawing/2017/model3d" xmlns:o="urn:schemas-microsoft-com:office:office" xmlns:oel="http://schemas.microsoft.com/office/2019/extlst" xmlns:r="http://schemas.openxmlformats.org/officeDocument/2006/relationships" xmlns:m="http://schemas.openxmlformats.org/officeDocument/2006/math" xmlns:v="urn:schemas-microsoft-com:vml" xmlns:wp14="http://schemas.microsoft.com/office/word/2010/wordprocessingDrawing" xmlns:wp="http://schemas.openxmlformats.org/drawingml/2006/wordprocessingDrawing" xmlns:w10="urn:schemas-microsoft-com:office:word" xmlns:w="http://schemas.openxmlformats.org/wordprocessingml/2006/main" xmlns:w14="http://schemas.microsoft.com/office/word/2010/wordml" xmlns:w15="http://schemas.microsoft.com/office/word/2012/wordml" xmlns:w16cex="http://schemas.microsoft.com/office/word/2018/wordml/cex" xmlns:w16cid="http://schemas.microsoft.com/office/word/2016/wordml/cid" xmlns:w16="http://schemas.microsoft.com/office/word/2018/wordml" xmlns:w16du="http://schemas.microsoft.com/office/word/2023/wordml/word16du" xmlns:w16sdtdh="http://schemas.microsoft.com/office/word/2020/wordml/sdtdatahash" xmlns:w16sdtfl="http://schemas.microsoft.com/office/word/2024/wordml/sdtformatlock" xmlns:w16se="http://schemas.microsoft.com/office/word/2015/wordml/symex" xmlns:wpg="http://schemas.microsoft.com/office/word/2010/wordprocessingGroup" xmlns:wpi="http://schemas.microsoft.com/office/word/2010/wordprocessingInk" xmlns:wne="http://schemas.microsoft.com/office/word/2006/wordml" xmlns:wps="http://schemas.microsoft.com/office/word/2010/wordprocessingShape" mc:Ignorable="w14 w15 w16se w16cid w16 w16cex w16sdtdh w16sdtfl w16du wp14">
+  <w:abstractNum w:abstractNumId="0" w15:restartNumberingAfterBreak="0">
+    <w:nsid w:val="1B15216B"/>
     <w:multiLevelType w:val="hybridMultilevel"/>
-    <w:lvl w:ilvl="0" w15:tentative="1">
+    <w:tmpl w:val="0D909294"/>
+    <w:lvl w:ilvl="0" w:tplc="D7F43D60">
       <w:start w:val="1"/>
       <w:numFmt w:val="bullet"/>
       <w:lvlText w:val="●"/>
@@ -706,7 +930,7 @@
         <w:ind w:left="720" w:hanging="360"/>
       </w:pPr>
     </w:lvl>
-    <w:lvl w:ilvl="1" w15:tentative="1">
+    <w:lvl w:ilvl="1" w:tplc="E92E2BBC">
       <w:start w:val="1"/>
       <w:numFmt w:val="bullet"/>
       <w:lvlText w:val="○"/>
@@ -715,7 +939,7 @@
         <w:ind w:left="1440" w:hanging="360"/>
       </w:pPr>
     </w:lvl>
-    <w:lvl w:ilvl="2" w15:tentative="1">
+    <w:lvl w:ilvl="2" w:tplc="58E6C218">
       <w:start w:val="1"/>
       <w:numFmt w:val="bullet"/>
       <w:lvlText w:val="■"/>
@@ -724,7 +948,7 @@
         <w:ind w:left="2160" w:hanging="360"/>
       </w:pPr>
     </w:lvl>
-    <w:lvl w:ilvl="3" w15:tentative="1">
+    <w:lvl w:ilvl="3" w:tplc="AE8226CC">
       <w:start w:val="1"/>
       <w:numFmt w:val="bullet"/>
       <w:lvlText w:val="●"/>
@@ -733,7 +957,7 @@
         <w:ind w:left="2880" w:hanging="360"/>
       </w:pPr>
     </w:lvl>
-    <w:lvl w:ilvl="4" w15:tentative="1">
+    <w:lvl w:ilvl="4" w:tplc="D9B8E95E">
       <w:start w:val="1"/>
       <w:numFmt w:val="bullet"/>
       <w:lvlText w:val="○"/>
@@ -742,7 +966,7 @@
         <w:ind w:left="3600" w:hanging="360"/>
       </w:pPr>
     </w:lvl>
-    <w:lvl w:ilvl="5" w15:tentative="1">
+    <w:lvl w:ilvl="5" w:tplc="6B46CAE2">
       <w:start w:val="1"/>
       <w:numFmt w:val="bullet"/>
       <w:lvlText w:val="■"/>
@@ -751,7 +975,7 @@
         <w:ind w:left="4320" w:hanging="360"/>
       </w:pPr>
     </w:lvl>
-    <w:lvl w:ilvl="6" w15:tentative="1">
+    <w:lvl w:ilvl="6" w:tplc="EB28FD50">
       <w:start w:val="1"/>
       <w:numFmt w:val="bullet"/>
       <w:lvlText w:val="●"/>
@@ -760,7 +984,7 @@
         <w:ind w:left="5040" w:hanging="360"/>
       </w:pPr>
     </w:lvl>
-    <w:lvl w:ilvl="7" w15:tentative="1">
+    <w:lvl w:ilvl="7" w:tplc="9F64385C">
       <w:start w:val="1"/>
       <w:numFmt w:val="bullet"/>
       <w:lvlText w:val="●"/>
@@ -769,7 +993,7 @@
         <w:ind w:left="5760" w:hanging="360"/>
       </w:pPr>
     </w:lvl>
-    <w:lvl w:ilvl="8" w15:tentative="1">
+    <w:lvl w:ilvl="8" w:tplc="95FA35F2">
       <w:start w:val="1"/>
       <w:numFmt w:val="bullet"/>
       <w:lvlText w:val="●"/>
@@ -779,9 +1003,11 @@
       </w:pPr>
     </w:lvl>
   </w:abstractNum>
-  <w:abstractNum w:abstractNumId="2" w15:restartNumberingAfterBreak="0">
+  <w:abstractNum w:abstractNumId="1" w15:restartNumberingAfterBreak="0">
+    <w:nsid w:val="540D3F08"/>
     <w:multiLevelType w:val="hybridMultilevel"/>
-    <w:lvl w:ilvl="0" w15:tentative="1">
+    <w:tmpl w:val="D3C855D6"/>
+    <w:lvl w:ilvl="0" w:tplc="73A27AAA">
       <w:start w:val="1"/>
       <w:numFmt w:val="bullet"/>
       <w:lvlText w:val="•"/>
@@ -790,15 +1016,55 @@
         <w:ind w:left="540" w:hanging="270"/>
       </w:pPr>
     </w:lvl>
+    <w:lvl w:ilvl="1" w:tplc="3F88A706">
+      <w:numFmt w:val="decimal"/>
+      <w:lvlText w:val=""/>
+      <w:lvlJc w:val="left"/>
+    </w:lvl>
+    <w:lvl w:ilvl="2" w:tplc="FF3A1AA0">
+      <w:numFmt w:val="decimal"/>
+      <w:lvlText w:val=""/>
+      <w:lvlJc w:val="left"/>
+    </w:lvl>
+    <w:lvl w:ilvl="3" w:tplc="BFD274A8">
+      <w:numFmt w:val="decimal"/>
+      <w:lvlText w:val=""/>
+      <w:lvlJc w:val="left"/>
+    </w:lvl>
+    <w:lvl w:ilvl="4" w:tplc="C53C05AC">
+      <w:numFmt w:val="decimal"/>
+      <w:lvlText w:val=""/>
+      <w:lvlJc w:val="left"/>
+    </w:lvl>
+    <w:lvl w:ilvl="5" w:tplc="F18E7A0A">
+      <w:numFmt w:val="decimal"/>
+      <w:lvlText w:val=""/>
+      <w:lvlJc w:val="left"/>
+    </w:lvl>
+    <w:lvl w:ilvl="6" w:tplc="37B8F4D4">
+      <w:numFmt w:val="decimal"/>
+      <w:lvlText w:val=""/>
+      <w:lvlJc w:val="left"/>
+    </w:lvl>
+    <w:lvl w:ilvl="7" w:tplc="2186949C">
+      <w:numFmt w:val="decimal"/>
+      <w:lvlText w:val=""/>
+      <w:lvlJc w:val="left"/>
+    </w:lvl>
+    <w:lvl w:ilvl="8" w:tplc="D34A3DEC">
+      <w:numFmt w:val="decimal"/>
+      <w:lvlText w:val=""/>
+      <w:lvlJc w:val="left"/>
+    </w:lvl>
   </w:abstractNum>
-  <w:num w:numId="1">
-    <w:abstractNumId w:val="1"/>
+  <w:num w:numId="1" w16cid:durableId="2081441377">
+    <w:abstractNumId w:val="0"/>
     <w:lvlOverride w:ilvl="0">
       <w:startOverride w:val="1"/>
     </w:lvlOverride>
   </w:num>
-  <w:num w:numId="2">
-    <w:abstractNumId w:val="2"/>
+  <w:num w:numId="2" w16cid:durableId="2028948243">
+    <w:abstractNumId w:val="1"/>
     <w:lvlOverride w:ilvl="0">
       <w:startOverride w:val="1"/>
     </w:lvlOverride>
@@ -807,32 +1073,407 @@
 </file>
 
 <file path=word/styles.xml><?xml version="1.0" encoding="utf-8"?>
-<w:styles xmlns:mc="http://schemas.openxmlformats.org/markup-compatibility/2006" xmlns:r="http://schemas.openxmlformats.org/officeDocument/2006/relationships" xmlns:w="http://schemas.openxmlformats.org/wordprocessingml/2006/main" xmlns:w14="http://schemas.microsoft.com/office/word/2010/wordml" xmlns:w15="http://schemas.microsoft.com/office/word/2012/wordml" mc:Ignorable="w14 w15">
+<w:styles xmlns:mc="http://schemas.openxmlformats.org/markup-compatibility/2006" xmlns:r="http://schemas.openxmlformats.org/officeDocument/2006/relationships" xmlns:w="http://schemas.openxmlformats.org/wordprocessingml/2006/main" xmlns:w14="http://schemas.microsoft.com/office/word/2010/wordml" xmlns:w15="http://schemas.microsoft.com/office/word/2012/wordml" xmlns:w16cex="http://schemas.microsoft.com/office/word/2018/wordml/cex" xmlns:w16cid="http://schemas.microsoft.com/office/word/2016/wordml/cid" xmlns:w16="http://schemas.microsoft.com/office/word/2018/wordml" xmlns:w16du="http://schemas.microsoft.com/office/word/2023/wordml/word16du" xmlns:w16sdtdh="http://schemas.microsoft.com/office/word/2020/wordml/sdtdatahash" xmlns:w16sdtfl="http://schemas.microsoft.com/office/word/2024/wordml/sdtformatlock" xmlns:w16se="http://schemas.microsoft.com/office/word/2015/wordml/symex" mc:Ignorable="w14 w15 w16se w16cid w16 w16cex w16sdtdh w16sdtfl w16du">
   <w:docDefaults>
     <w:rPrDefault>
       <w:rPr>
-        <w:rFonts w:ascii="Calibri" w:cs="Calibri" w:eastAsia="Calibri" w:hAnsi="Calibri"/>
+        <w:rFonts w:ascii="Calibri" w:eastAsia="Calibri" w:hAnsi="Calibri" w:cs="Calibri"/>
         <w:sz w:val="21"/>
         <w:szCs w:val="21"/>
+        <w:lang w:val="en-US" w:eastAsia="en-US" w:bidi="ar-SA"/>
       </w:rPr>
     </w:rPrDefault>
     <w:pPrDefault/>
   </w:docDefaults>
-  <w:style w:type="paragraph" w:styleId="Title">
-    <w:name w:val="Title"/>
-    <w:basedOn w:val="Normal"/>
-    <w:next w:val="Normal"/>
+  <w:latentStyles w:defLockedState="0" w:defUIPriority="99" w:defSemiHidden="0" w:defUnhideWhenUsed="0" w:defQFormat="0" w:count="376">
+    <w:lsdException w:name="Normal" w:uiPriority="0" w:qFormat="1"/>
+    <w:lsdException w:name="heading 1" w:uiPriority="9" w:qFormat="1"/>
+    <w:lsdException w:name="heading 2" w:semiHidden="1" w:uiPriority="9" w:unhideWhenUsed="1" w:qFormat="1"/>
+    <w:lsdException w:name="heading 3" w:semiHidden="1" w:uiPriority="9" w:unhideWhenUsed="1" w:qFormat="1"/>
+    <w:lsdException w:name="heading 4" w:semiHidden="1" w:uiPriority="9" w:unhideWhenUsed="1" w:qFormat="1"/>
+    <w:lsdException w:name="heading 5" w:semiHidden="1" w:uiPriority="9" w:unhideWhenUsed="1" w:qFormat="1"/>
+    <w:lsdException w:name="heading 6" w:semiHidden="1" w:uiPriority="9" w:unhideWhenUsed="1" w:qFormat="1"/>
+    <w:lsdException w:name="heading 7" w:semiHidden="1" w:uiPriority="9" w:unhideWhenUsed="1" w:qFormat="1"/>
+    <w:lsdException w:name="heading 8" w:semiHidden="1" w:uiPriority="9" w:unhideWhenUsed="1" w:qFormat="1"/>
+    <w:lsdException w:name="heading 9" w:semiHidden="1" w:uiPriority="9" w:unhideWhenUsed="1" w:qFormat="1"/>
+    <w:lsdException w:name="index 1" w:semiHidden="1" w:unhideWhenUsed="1"/>
+    <w:lsdException w:name="index 2" w:semiHidden="1" w:unhideWhenUsed="1"/>
+    <w:lsdException w:name="index 3" w:semiHidden="1" w:unhideWhenUsed="1"/>
+    <w:lsdException w:name="index 4" w:semiHidden="1" w:unhideWhenUsed="1"/>
+    <w:lsdException w:name="index 5" w:semiHidden="1" w:unhideWhenUsed="1"/>
+    <w:lsdException w:name="index 6" w:semiHidden="1" w:unhideWhenUsed="1"/>
+    <w:lsdException w:name="index 7" w:semiHidden="1" w:unhideWhenUsed="1"/>
+    <w:lsdException w:name="index 8" w:semiHidden="1" w:unhideWhenUsed="1"/>
+    <w:lsdException w:name="index 9" w:semiHidden="1" w:unhideWhenUsed="1"/>
+    <w:lsdException w:name="toc 1" w:semiHidden="1" w:uiPriority="39" w:unhideWhenUsed="1"/>
+    <w:lsdException w:name="toc 2" w:semiHidden="1" w:uiPriority="39" w:unhideWhenUsed="1"/>
+    <w:lsdException w:name="toc 3" w:semiHidden="1" w:uiPriority="39" w:unhideWhenUsed="1"/>
+    <w:lsdException w:name="toc 4" w:semiHidden="1" w:uiPriority="39" w:unhideWhenUsed="1"/>
+    <w:lsdException w:name="toc 5" w:semiHidden="1" w:uiPriority="39" w:unhideWhenUsed="1"/>
+    <w:lsdException w:name="toc 6" w:semiHidden="1" w:uiPriority="39" w:unhideWhenUsed="1"/>
+    <w:lsdException w:name="toc 7" w:semiHidden="1" w:uiPriority="39" w:unhideWhenUsed="1"/>
+    <w:lsdException w:name="toc 8" w:semiHidden="1" w:uiPriority="39" w:unhideWhenUsed="1"/>
+    <w:lsdException w:name="toc 9" w:semiHidden="1" w:uiPriority="39" w:unhideWhenUsed="1"/>
+    <w:lsdException w:name="Normal Indent" w:semiHidden="1" w:unhideWhenUsed="1"/>
+    <w:lsdException w:name="footnote text" w:semiHidden="1" w:unhideWhenUsed="1"/>
+    <w:lsdException w:name="annotation text" w:semiHidden="1" w:unhideWhenUsed="1"/>
+    <w:lsdException w:name="header" w:semiHidden="1" w:unhideWhenUsed="1"/>
+    <w:lsdException w:name="footer" w:semiHidden="1" w:unhideWhenUsed="1"/>
+    <w:lsdException w:name="index heading" w:semiHidden="1" w:unhideWhenUsed="1"/>
+    <w:lsdException w:name="caption" w:semiHidden="1" w:uiPriority="35" w:unhideWhenUsed="1" w:qFormat="1"/>
+    <w:lsdException w:name="table of figures" w:semiHidden="1" w:unhideWhenUsed="1"/>
+    <w:lsdException w:name="envelope address" w:semiHidden="1" w:unhideWhenUsed="1"/>
+    <w:lsdException w:name="envelope return" w:semiHidden="1" w:unhideWhenUsed="1"/>
+    <w:lsdException w:name="footnote reference" w:semiHidden="1" w:unhideWhenUsed="1"/>
+    <w:lsdException w:name="annotation reference" w:semiHidden="1" w:unhideWhenUsed="1"/>
+    <w:lsdException w:name="line number" w:semiHidden="1" w:unhideWhenUsed="1"/>
+    <w:lsdException w:name="page number" w:semiHidden="1" w:unhideWhenUsed="1"/>
+    <w:lsdException w:name="endnote reference" w:semiHidden="1" w:unhideWhenUsed="1"/>
+    <w:lsdException w:name="endnote text" w:semiHidden="1" w:unhideWhenUsed="1"/>
+    <w:lsdException w:name="table of authorities" w:semiHidden="1" w:unhideWhenUsed="1"/>
+    <w:lsdException w:name="macro" w:semiHidden="1" w:unhideWhenUsed="1"/>
+    <w:lsdException w:name="toa heading" w:semiHidden="1" w:unhideWhenUsed="1"/>
+    <w:lsdException w:name="List" w:semiHidden="1" w:unhideWhenUsed="1"/>
+    <w:lsdException w:name="List Bullet" w:semiHidden="1" w:unhideWhenUsed="1"/>
+    <w:lsdException w:name="List Number" w:semiHidden="1" w:unhideWhenUsed="1"/>
+    <w:lsdException w:name="List 2" w:semiHidden="1" w:unhideWhenUsed="1"/>
+    <w:lsdException w:name="List 3" w:semiHidden="1" w:unhideWhenUsed="1"/>
+    <w:lsdException w:name="List 4" w:semiHidden="1" w:unhideWhenUsed="1"/>
+    <w:lsdException w:name="List 5" w:semiHidden="1" w:unhideWhenUsed="1"/>
+    <w:lsdException w:name="List Bullet 2" w:semiHidden="1" w:unhideWhenUsed="1"/>
+    <w:lsdException w:name="List Bullet 3" w:semiHidden="1" w:unhideWhenUsed="1"/>
+    <w:lsdException w:name="List Bullet 4" w:semiHidden="1" w:unhideWhenUsed="1"/>
+    <w:lsdException w:name="List Bullet 5" w:semiHidden="1" w:unhideWhenUsed="1"/>
+    <w:lsdException w:name="List Number 2" w:semiHidden="1" w:unhideWhenUsed="1"/>
+    <w:lsdException w:name="List Number 3" w:semiHidden="1" w:unhideWhenUsed="1"/>
+    <w:lsdException w:name="List Number 4" w:semiHidden="1" w:unhideWhenUsed="1"/>
+    <w:lsdException w:name="List Number 5" w:semiHidden="1" w:unhideWhenUsed="1"/>
+    <w:lsdException w:name="Title" w:uiPriority="10" w:qFormat="1"/>
+    <w:lsdException w:name="Closing" w:semiHidden="1" w:unhideWhenUsed="1"/>
+    <w:lsdException w:name="Signature" w:semiHidden="1" w:unhideWhenUsed="1"/>
+    <w:lsdException w:name="Default Paragraph Font" w:semiHidden="1" w:uiPriority="1" w:unhideWhenUsed="1"/>
+    <w:lsdException w:name="Body Text" w:semiHidden="1" w:unhideWhenUsed="1"/>
+    <w:lsdException w:name="Body Text Indent" w:semiHidden="1" w:unhideWhenUsed="1"/>
+    <w:lsdException w:name="List Continue" w:semiHidden="1" w:unhideWhenUsed="1"/>
+    <w:lsdException w:name="List Continue 2" w:semiHidden="1" w:unhideWhenUsed="1"/>
+    <w:lsdException w:name="List Continue 3" w:semiHidden="1" w:unhideWhenUsed="1"/>
+    <w:lsdException w:name="List Continue 4" w:semiHidden="1" w:unhideWhenUsed="1"/>
+    <w:lsdException w:name="List Continue 5" w:semiHidden="1" w:unhideWhenUsed="1"/>
+    <w:lsdException w:name="Message Header" w:semiHidden="1" w:unhideWhenUsed="1"/>
+    <w:lsdException w:name="Subtitle" w:uiPriority="11" w:qFormat="1"/>
+    <w:lsdException w:name="Salutation" w:semiHidden="1" w:unhideWhenUsed="1"/>
+    <w:lsdException w:name="Date" w:semiHidden="1" w:unhideWhenUsed="1"/>
+    <w:lsdException w:name="Body Text First Indent" w:semiHidden="1" w:unhideWhenUsed="1"/>
+    <w:lsdException w:name="Body Text First Indent 2" w:semiHidden="1" w:unhideWhenUsed="1"/>
+    <w:lsdException w:name="Note Heading" w:semiHidden="1" w:unhideWhenUsed="1"/>
+    <w:lsdException w:name="Body Text 2" w:semiHidden="1" w:unhideWhenUsed="1"/>
+    <w:lsdException w:name="Body Text 3" w:semiHidden="1" w:unhideWhenUsed="1"/>
+    <w:lsdException w:name="Body Text Indent 2" w:semiHidden="1" w:unhideWhenUsed="1"/>
+    <w:lsdException w:name="Body Text Indent 3" w:semiHidden="1" w:unhideWhenUsed="1"/>
+    <w:lsdException w:name="Block Text" w:semiHidden="1" w:unhideWhenUsed="1"/>
+    <w:lsdException w:name="Hyperlink" w:semiHidden="1" w:unhideWhenUsed="1"/>
+    <w:lsdException w:name="FollowedHyperlink" w:semiHidden="1" w:unhideWhenUsed="1"/>
+    <w:lsdException w:name="Strong" w:uiPriority="22" w:qFormat="1"/>
+    <w:lsdException w:name="Emphasis" w:uiPriority="20" w:qFormat="1"/>
+    <w:lsdException w:name="Document Map" w:semiHidden="1" w:unhideWhenUsed="1"/>
+    <w:lsdException w:name="Plain Text" w:semiHidden="1" w:unhideWhenUsed="1"/>
+    <w:lsdException w:name="E-mail Signature" w:semiHidden="1" w:unhideWhenUsed="1"/>
+    <w:lsdException w:name="HTML Top of Form" w:semiHidden="1" w:unhideWhenUsed="1"/>
+    <w:lsdException w:name="HTML Bottom of Form" w:semiHidden="1" w:unhideWhenUsed="1"/>
+    <w:lsdException w:name="Normal (Web)" w:semiHidden="1" w:unhideWhenUsed="1"/>
+    <w:lsdException w:name="HTML Acronym" w:semiHidden="1" w:unhideWhenUsed="1"/>
+    <w:lsdException w:name="HTML Address" w:semiHidden="1" w:unhideWhenUsed="1"/>
+    <w:lsdException w:name="HTML Cite" w:semiHidden="1" w:unhideWhenUsed="1"/>
+    <w:lsdException w:name="HTML Code" w:semiHidden="1" w:unhideWhenUsed="1"/>
+    <w:lsdException w:name="HTML Definition" w:semiHidden="1" w:unhideWhenUsed="1"/>
+    <w:lsdException w:name="HTML Keyboard" w:semiHidden="1" w:unhideWhenUsed="1"/>
+    <w:lsdException w:name="HTML Preformatted" w:semiHidden="1" w:unhideWhenUsed="1"/>
+    <w:lsdException w:name="HTML Sample" w:semiHidden="1" w:unhideWhenUsed="1"/>
+    <w:lsdException w:name="HTML Typewriter" w:semiHidden="1" w:unhideWhenUsed="1"/>
+    <w:lsdException w:name="HTML Variable" w:semiHidden="1" w:unhideWhenUsed="1"/>
+    <w:lsdException w:name="Normal Table" w:semiHidden="1" w:unhideWhenUsed="1"/>
+    <w:lsdException w:name="annotation subject" w:semiHidden="1" w:unhideWhenUsed="1"/>
+    <w:lsdException w:name="No List" w:semiHidden="1" w:unhideWhenUsed="1"/>
+    <w:lsdException w:name="Outline List 1" w:semiHidden="1" w:unhideWhenUsed="1"/>
+    <w:lsdException w:name="Outline List 2" w:semiHidden="1" w:unhideWhenUsed="1"/>
+    <w:lsdException w:name="Outline List 3" w:semiHidden="1" w:unhideWhenUsed="1"/>
+    <w:lsdException w:name="Table Simple 1" w:semiHidden="1" w:unhideWhenUsed="1"/>
+    <w:lsdException w:name="Table Simple 2" w:semiHidden="1" w:unhideWhenUsed="1"/>
+    <w:lsdException w:name="Table Simple 3" w:semiHidden="1" w:unhideWhenUsed="1"/>
+    <w:lsdException w:name="Table Classic 1" w:semiHidden="1" w:unhideWhenUsed="1"/>
+    <w:lsdException w:name="Table Classic 2" w:semiHidden="1" w:unhideWhenUsed="1"/>
+    <w:lsdException w:name="Table Classic 3" w:semiHidden="1" w:unhideWhenUsed="1"/>
+    <w:lsdException w:name="Table Classic 4" w:semiHidden="1" w:unhideWhenUsed="1"/>
+    <w:lsdException w:name="Table Colorful 1" w:semiHidden="1" w:unhideWhenUsed="1"/>
+    <w:lsdException w:name="Table Colorful 2" w:semiHidden="1" w:unhideWhenUsed="1"/>
+    <w:lsdException w:name="Table Colorful 3" w:semiHidden="1" w:unhideWhenUsed="1"/>
+    <w:lsdException w:name="Table Columns 1" w:semiHidden="1" w:unhideWhenUsed="1"/>
+    <w:lsdException w:name="Table Columns 2" w:semiHidden="1" w:unhideWhenUsed="1"/>
+    <w:lsdException w:name="Table Columns 3" w:semiHidden="1" w:unhideWhenUsed="1"/>
+    <w:lsdException w:name="Table Columns 4" w:semiHidden="1" w:unhideWhenUsed="1"/>
+    <w:lsdException w:name="Table Columns 5" w:semiHidden="1" w:unhideWhenUsed="1"/>
+    <w:lsdException w:name="Table Grid 1" w:semiHidden="1" w:unhideWhenUsed="1"/>
+    <w:lsdException w:name="Table Grid 2" w:semiHidden="1" w:unhideWhenUsed="1"/>
+    <w:lsdException w:name="Table Grid 3" w:semiHidden="1" w:unhideWhenUsed="1"/>
+    <w:lsdException w:name="Table Grid 4" w:semiHidden="1" w:unhideWhenUsed="1"/>
+    <w:lsdException w:name="Table Grid 5" w:semiHidden="1" w:unhideWhenUsed="1"/>
+    <w:lsdException w:name="Table Grid 6" w:semiHidden="1" w:unhideWhenUsed="1"/>
+    <w:lsdException w:name="Table Grid 7" w:semiHidden="1" w:unhideWhenUsed="1"/>
+    <w:lsdException w:name="Table Grid 8" w:semiHidden="1" w:unhideWhenUsed="1"/>
+    <w:lsdException w:name="Table List 1" w:semiHidden="1" w:unhideWhenUsed="1"/>
+    <w:lsdException w:name="Table List 2" w:semiHidden="1" w:unhideWhenUsed="1"/>
+    <w:lsdException w:name="Table List 3" w:semiHidden="1" w:unhideWhenUsed="1"/>
+    <w:lsdException w:name="Table List 4" w:semiHidden="1" w:unhideWhenUsed="1"/>
+    <w:lsdException w:name="Table List 5" w:semiHidden="1" w:unhideWhenUsed="1"/>
+    <w:lsdException w:name="Table List 6" w:semiHidden="1" w:unhideWhenUsed="1"/>
+    <w:lsdException w:name="Table List 7" w:semiHidden="1" w:unhideWhenUsed="1"/>
+    <w:lsdException w:name="Table List 8" w:semiHidden="1" w:unhideWhenUsed="1"/>
+    <w:lsdException w:name="Table 3D effects 1" w:semiHidden="1" w:unhideWhenUsed="1"/>
+    <w:lsdException w:name="Table 3D effects 2" w:semiHidden="1" w:unhideWhenUsed="1"/>
+    <w:lsdException w:name="Table 3D effects 3" w:semiHidden="1" w:unhideWhenUsed="1"/>
+    <w:lsdException w:name="Table Contemporary" w:semiHidden="1" w:unhideWhenUsed="1"/>
+    <w:lsdException w:name="Table Elegant" w:semiHidden="1" w:unhideWhenUsed="1"/>
+    <w:lsdException w:name="Table Professional" w:semiHidden="1" w:unhideWhenUsed="1"/>
+    <w:lsdException w:name="Table Subtle 1" w:semiHidden="1" w:unhideWhenUsed="1"/>
+    <w:lsdException w:name="Table Subtle 2" w:semiHidden="1" w:unhideWhenUsed="1"/>
+    <w:lsdException w:name="Table Web 1" w:semiHidden="1" w:unhideWhenUsed="1"/>
+    <w:lsdException w:name="Table Web 2" w:semiHidden="1" w:unhideWhenUsed="1"/>
+    <w:lsdException w:name="Table Web 3" w:semiHidden="1" w:unhideWhenUsed="1"/>
+    <w:lsdException w:name="Balloon Text" w:semiHidden="1" w:unhideWhenUsed="1"/>
+    <w:lsdException w:name="Table Grid" w:uiPriority="39"/>
+    <w:lsdException w:name="Table Theme" w:semiHidden="1" w:unhideWhenUsed="1"/>
+    <w:lsdException w:name="Placeholder Text" w:semiHidden="1"/>
+    <w:lsdException w:name="No Spacing" w:uiPriority="1" w:qFormat="1"/>
+    <w:lsdException w:name="Light Shading" w:uiPriority="60"/>
+    <w:lsdException w:name="Light List" w:uiPriority="61"/>
+    <w:lsdException w:name="Light Grid" w:uiPriority="62"/>
+    <w:lsdException w:name="Medium Shading 1" w:uiPriority="63"/>
+    <w:lsdException w:name="Medium Shading 2" w:uiPriority="64"/>
+    <w:lsdException w:name="Medium List 1" w:uiPriority="65"/>
+    <w:lsdException w:name="Medium List 2" w:uiPriority="66"/>
+    <w:lsdException w:name="Medium Grid 1" w:uiPriority="67"/>
+    <w:lsdException w:name="Medium Grid 2" w:uiPriority="68"/>
+    <w:lsdException w:name="Medium Grid 3" w:uiPriority="69"/>
+    <w:lsdException w:name="Dark List" w:uiPriority="70"/>
+    <w:lsdException w:name="Colorful Shading" w:uiPriority="71"/>
+    <w:lsdException w:name="Colorful List" w:uiPriority="72"/>
+    <w:lsdException w:name="Colorful Grid" w:uiPriority="73"/>
+    <w:lsdException w:name="Light Shading Accent 1" w:uiPriority="60"/>
+    <w:lsdException w:name="Light List Accent 1" w:uiPriority="61"/>
+    <w:lsdException w:name="Light Grid Accent 1" w:uiPriority="62"/>
+    <w:lsdException w:name="Medium Shading 1 Accent 1" w:uiPriority="63"/>
+    <w:lsdException w:name="Medium Shading 2 Accent 1" w:uiPriority="64"/>
+    <w:lsdException w:name="Medium List 1 Accent 1" w:uiPriority="65"/>
+    <w:lsdException w:name="Revision" w:semiHidden="1"/>
+    <w:lsdException w:name="List Paragraph" w:uiPriority="34" w:qFormat="1"/>
+    <w:lsdException w:name="Quote" w:uiPriority="29" w:qFormat="1"/>
+    <w:lsdException w:name="Intense Quote" w:uiPriority="30" w:qFormat="1"/>
+    <w:lsdException w:name="Medium List 2 Accent 1" w:uiPriority="66"/>
+    <w:lsdException w:name="Medium Grid 1 Accent 1" w:uiPriority="67"/>
+    <w:lsdException w:name="Medium Grid 2 Accent 1" w:uiPriority="68"/>
+    <w:lsdException w:name="Medium Grid 3 Accent 1" w:uiPriority="69"/>
+    <w:lsdException w:name="Dark List Accent 1" w:uiPriority="70"/>
+    <w:lsdException w:name="Colorful Shading Accent 1" w:uiPriority="71"/>
+    <w:lsdException w:name="Colorful List Accent 1" w:uiPriority="72"/>
+    <w:lsdException w:name="Colorful Grid Accent 1" w:uiPriority="73"/>
+    <w:lsdException w:name="Light Shading Accent 2" w:uiPriority="60"/>
+    <w:lsdException w:name="Light List Accent 2" w:uiPriority="61"/>
+    <w:lsdException w:name="Light Grid Accent 2" w:uiPriority="62"/>
+    <w:lsdException w:name="Medium Shading 1 Accent 2" w:uiPriority="63"/>
+    <w:lsdException w:name="Medium Shading 2 Accent 2" w:uiPriority="64"/>
+    <w:lsdException w:name="Medium List 1 Accent 2" w:uiPriority="65"/>
+    <w:lsdException w:name="Medium List 2 Accent 2" w:uiPriority="66"/>
+    <w:lsdException w:name="Medium Grid 1 Accent 2" w:uiPriority="67"/>
+    <w:lsdException w:name="Medium Grid 2 Accent 2" w:uiPriority="68"/>
+    <w:lsdException w:name="Medium Grid 3 Accent 2" w:uiPriority="69"/>
+    <w:lsdException w:name="Dark List Accent 2" w:uiPriority="70"/>
+    <w:lsdException w:name="Colorful Shading Accent 2" w:uiPriority="71"/>
+    <w:lsdException w:name="Colorful List Accent 2" w:uiPriority="72"/>
+    <w:lsdException w:name="Colorful Grid Accent 2" w:uiPriority="73"/>
+    <w:lsdException w:name="Light Shading Accent 3" w:uiPriority="60"/>
+    <w:lsdException w:name="Light List Accent 3" w:uiPriority="61"/>
+    <w:lsdException w:name="Light Grid Accent 3" w:uiPriority="62"/>
+    <w:lsdException w:name="Medium Shading 1 Accent 3" w:uiPriority="63"/>
+    <w:lsdException w:name="Medium Shading 2 Accent 3" w:uiPriority="64"/>
+    <w:lsdException w:name="Medium List 1 Accent 3" w:uiPriority="65"/>
+    <w:lsdException w:name="Medium List 2 Accent 3" w:uiPriority="66"/>
+    <w:lsdException w:name="Medium Grid 1 Accent 3" w:uiPriority="67"/>
+    <w:lsdException w:name="Medium Grid 2 Accent 3" w:uiPriority="68"/>
+    <w:lsdException w:name="Medium Grid 3 Accent 3" w:uiPriority="69"/>
+    <w:lsdException w:name="Dark List Accent 3" w:uiPriority="70"/>
+    <w:lsdException w:name="Colorful Shading Accent 3" w:uiPriority="71"/>
+    <w:lsdException w:name="Colorful List Accent 3" w:uiPriority="72"/>
+    <w:lsdException w:name="Colorful Grid Accent 3" w:uiPriority="73"/>
+    <w:lsdException w:name="Light Shading Accent 4" w:uiPriority="60"/>
+    <w:lsdException w:name="Light List Accent 4" w:uiPriority="61"/>
+    <w:lsdException w:name="Light Grid Accent 4" w:uiPriority="62"/>
+    <w:lsdException w:name="Medium Shading 1 Accent 4" w:uiPriority="63"/>
+    <w:lsdException w:name="Medium Shading 2 Accent 4" w:uiPriority="64"/>
+    <w:lsdException w:name="Medium List 1 Accent 4" w:uiPriority="65"/>
+    <w:lsdException w:name="Medium List 2 Accent 4" w:uiPriority="66"/>
+    <w:lsdException w:name="Medium Grid 1 Accent 4" w:uiPriority="67"/>
+    <w:lsdException w:name="Medium Grid 2 Accent 4" w:uiPriority="68"/>
+    <w:lsdException w:name="Medium Grid 3 Accent 4" w:uiPriority="69"/>
+    <w:lsdException w:name="Dark List Accent 4" w:uiPriority="70"/>
+    <w:lsdException w:name="Colorful Shading Accent 4" w:uiPriority="71"/>
+    <w:lsdException w:name="Colorful List Accent 4" w:uiPriority="72"/>
+    <w:lsdException w:name="Colorful Grid Accent 4" w:uiPriority="73"/>
+    <w:lsdException w:name="Light Shading Accent 5" w:uiPriority="60"/>
+    <w:lsdException w:name="Light List Accent 5" w:uiPriority="61"/>
+    <w:lsdException w:name="Light Grid Accent 5" w:uiPriority="62"/>
+    <w:lsdException w:name="Medium Shading 1 Accent 5" w:uiPriority="63"/>
+    <w:lsdException w:name="Medium Shading 2 Accent 5" w:uiPriority="64"/>
+    <w:lsdException w:name="Medium List 1 Accent 5" w:uiPriority="65"/>
+    <w:lsdException w:name="Medium List 2 Accent 5" w:uiPriority="66"/>
+    <w:lsdException w:name="Medium Grid 1 Accent 5" w:uiPriority="67"/>
+    <w:lsdException w:name="Medium Grid 2 Accent 5" w:uiPriority="68"/>
+    <w:lsdException w:name="Medium Grid 3 Accent 5" w:uiPriority="69"/>
+    <w:lsdException w:name="Dark List Accent 5" w:uiPriority="70"/>
+    <w:lsdException w:name="Colorful Shading Accent 5" w:uiPriority="71"/>
+    <w:lsdException w:name="Colorful List Accent 5" w:uiPriority="72"/>
+    <w:lsdException w:name="Colorful Grid Accent 5" w:uiPriority="73"/>
+    <w:lsdException w:name="Light Shading Accent 6" w:uiPriority="60"/>
+    <w:lsdException w:name="Light List Accent 6" w:uiPriority="61"/>
+    <w:lsdException w:name="Light Grid Accent 6" w:uiPriority="62"/>
+    <w:lsdException w:name="Medium Shading 1 Accent 6" w:uiPriority="63"/>
+    <w:lsdException w:name="Medium Shading 2 Accent 6" w:uiPriority="64"/>
+    <w:lsdException w:name="Medium List 1 Accent 6" w:uiPriority="65"/>
+    <w:lsdException w:name="Medium List 2 Accent 6" w:uiPriority="66"/>
+    <w:lsdException w:name="Medium Grid 1 Accent 6" w:uiPriority="67"/>
+    <w:lsdException w:name="Medium Grid 2 Accent 6" w:uiPriority="68"/>
+    <w:lsdException w:name="Medium Grid 3 Accent 6" w:uiPriority="69"/>
+    <w:lsdException w:name="Dark List Accent 6" w:uiPriority="70"/>
+    <w:lsdException w:name="Colorful Shading Accent 6" w:uiPriority="71"/>
+    <w:lsdException w:name="Colorful List Accent 6" w:uiPriority="72"/>
+    <w:lsdException w:name="Colorful Grid Accent 6" w:uiPriority="73"/>
+    <w:lsdException w:name="Subtle Emphasis" w:uiPriority="19" w:qFormat="1"/>
+    <w:lsdException w:name="Intense Emphasis" w:uiPriority="21" w:qFormat="1"/>
+    <w:lsdException w:name="Subtle Reference" w:uiPriority="31" w:qFormat="1"/>
+    <w:lsdException w:name="Intense Reference" w:uiPriority="32" w:qFormat="1"/>
+    <w:lsdException w:name="Book Title" w:uiPriority="33" w:qFormat="1"/>
+    <w:lsdException w:name="Bibliography" w:semiHidden="1" w:uiPriority="37" w:unhideWhenUsed="1"/>
+    <w:lsdException w:name="TOC Heading" w:semiHidden="1" w:uiPriority="39" w:unhideWhenUsed="1" w:qFormat="1"/>
+    <w:lsdException w:name="Plain Table 1" w:uiPriority="41"/>
+    <w:lsdException w:name="Plain Table 2" w:uiPriority="42"/>
+    <w:lsdException w:name="Plain Table 3" w:uiPriority="43"/>
+    <w:lsdException w:name="Plain Table 4" w:uiPriority="44"/>
+    <w:lsdException w:name="Plain Table 5" w:uiPriority="45"/>
+    <w:lsdException w:name="Grid Table Light" w:uiPriority="40"/>
+    <w:lsdException w:name="Grid Table 1 Light" w:uiPriority="46"/>
+    <w:lsdException w:name="Grid Table 2" w:uiPriority="47"/>
+    <w:lsdException w:name="Grid Table 3" w:uiPriority="48"/>
+    <w:lsdException w:name="Grid Table 4" w:uiPriority="49"/>
+    <w:lsdException w:name="Grid Table 5 Dark" w:uiPriority="50"/>
+    <w:lsdException w:name="Grid Table 6 Colorful" w:uiPriority="51"/>
+    <w:lsdException w:name="Grid Table 7 Colorful" w:uiPriority="52"/>
+    <w:lsdException w:name="Grid Table 1 Light Accent 1" w:uiPriority="46"/>
+    <w:lsdException w:name="Grid Table 2 Accent 1" w:uiPriority="47"/>
+    <w:lsdException w:name="Grid Table 3 Accent 1" w:uiPriority="48"/>
+    <w:lsdException w:name="Grid Table 4 Accent 1" w:uiPriority="49"/>
+    <w:lsdException w:name="Grid Table 5 Dark Accent 1" w:uiPriority="50"/>
+    <w:lsdException w:name="Grid Table 6 Colorful Accent 1" w:uiPriority="51"/>
+    <w:lsdException w:name="Grid Table 7 Colorful Accent 1" w:uiPriority="52"/>
+    <w:lsdException w:name="Grid Table 1 Light Accent 2" w:uiPriority="46"/>
+    <w:lsdException w:name="Grid Table 2 Accent 2" w:uiPriority="47"/>
+    <w:lsdException w:name="Grid Table 3 Accent 2" w:uiPriority="48"/>
+    <w:lsdException w:name="Grid Table 4 Accent 2" w:uiPriority="49"/>
+    <w:lsdException w:name="Grid Table 5 Dark Accent 2" w:uiPriority="50"/>
+    <w:lsdException w:name="Grid Table 6 Colorful Accent 2" w:uiPriority="51"/>
+    <w:lsdException w:name="Grid Table 7 Colorful Accent 2" w:uiPriority="52"/>
+    <w:lsdException w:name="Grid Table 1 Light Accent 3" w:uiPriority="46"/>
+    <w:lsdException w:name="Grid Table 2 Accent 3" w:uiPriority="47"/>
+    <w:lsdException w:name="Grid Table 3 Accent 3" w:uiPriority="48"/>
+    <w:lsdException w:name="Grid Table 4 Accent 3" w:uiPriority="49"/>
+    <w:lsdException w:name="Grid Table 5 Dark Accent 3" w:uiPriority="50"/>
+    <w:lsdException w:name="Grid Table 6 Colorful Accent 3" w:uiPriority="51"/>
+    <w:lsdException w:name="Grid Table 7 Colorful Accent 3" w:uiPriority="52"/>
+    <w:lsdException w:name="Grid Table 1 Light Accent 4" w:uiPriority="46"/>
+    <w:lsdException w:name="Grid Table 2 Accent 4" w:uiPriority="47"/>
+    <w:lsdException w:name="Grid Table 3 Accent 4" w:uiPriority="48"/>
+    <w:lsdException w:name="Grid Table 4 Accent 4" w:uiPriority="49"/>
+    <w:lsdException w:name="Grid Table 5 Dark Accent 4" w:uiPriority="50"/>
+    <w:lsdException w:name="Grid Table 6 Colorful Accent 4" w:uiPriority="51"/>
+    <w:lsdException w:name="Grid Table 7 Colorful Accent 4" w:uiPriority="52"/>
+    <w:lsdException w:name="Grid Table 1 Light Accent 5" w:uiPriority="46"/>
+    <w:lsdException w:name="Grid Table 2 Accent 5" w:uiPriority="47"/>
+    <w:lsdException w:name="Grid Table 3 Accent 5" w:uiPriority="48"/>
+    <w:lsdException w:name="Grid Table 4 Accent 5" w:uiPriority="49"/>
+    <w:lsdException w:name="Grid Table 5 Dark Accent 5" w:uiPriority="50"/>
+    <w:lsdException w:name="Grid Table 6 Colorful Accent 5" w:uiPriority="51"/>
+    <w:lsdException w:name="Grid Table 7 Colorful Accent 5" w:uiPriority="52"/>
+    <w:lsdException w:name="Grid Table 1 Light Accent 6" w:uiPriority="46"/>
+    <w:lsdException w:name="Grid Table 2 Accent 6" w:uiPriority="47"/>
+    <w:lsdException w:name="Grid Table 3 Accent 6" w:uiPriority="48"/>
+    <w:lsdException w:name="Grid Table 4 Accent 6" w:uiPriority="49"/>
+    <w:lsdException w:name="Grid Table 5 Dark Accent 6" w:uiPriority="50"/>
+    <w:lsdException w:name="Grid Table 6 Colorful Accent 6" w:uiPriority="51"/>
+    <w:lsdException w:name="Grid Table 7 Colorful Accent 6" w:uiPriority="52"/>
+    <w:lsdException w:name="List Table 1 Light" w:uiPriority="46"/>
+    <w:lsdException w:name="List Table 2" w:uiPriority="47"/>
+    <w:lsdException w:name="List Table 3" w:uiPriority="48"/>
+    <w:lsdException w:name="List Table 4" w:uiPriority="49"/>
+    <w:lsdException w:name="List Table 5 Dark" w:uiPriority="50"/>
+    <w:lsdException w:name="List Table 6 Colorful" w:uiPriority="51"/>
+    <w:lsdException w:name="List Table 7 Colorful" w:uiPriority="52"/>
+    <w:lsdException w:name="List Table 1 Light Accent 1" w:uiPriority="46"/>
+    <w:lsdException w:name="List Table 2 Accent 1" w:uiPriority="47"/>
+    <w:lsdException w:name="List Table 3 Accent 1" w:uiPriority="48"/>
+    <w:lsdException w:name="List Table 4 Accent 1" w:uiPriority="49"/>
+    <w:lsdException w:name="List Table 5 Dark Accent 1" w:uiPriority="50"/>
+    <w:lsdException w:name="List Table 6 Colorful Accent 1" w:uiPriority="51"/>
+    <w:lsdException w:name="List Table 7 Colorful Accent 1" w:uiPriority="52"/>
+    <w:lsdException w:name="List Table 1 Light Accent 2" w:uiPriority="46"/>
+    <w:lsdException w:name="List Table 2 Accent 2" w:uiPriority="47"/>
+    <w:lsdException w:name="List Table 3 Accent 2" w:uiPriority="48"/>
+    <w:lsdException w:name="List Table 4 Accent 2" w:uiPriority="49"/>
+    <w:lsdException w:name="List Table 5 Dark Accent 2" w:uiPriority="50"/>
+    <w:lsdException w:name="List Table 6 Colorful Accent 2" w:uiPriority="51"/>
+    <w:lsdException w:name="List Table 7 Colorful Accent 2" w:uiPriority="52"/>
+    <w:lsdException w:name="List Table 1 Light Accent 3" w:uiPriority="46"/>
+    <w:lsdException w:name="List Table 2 Accent 3" w:uiPriority="47"/>
+    <w:lsdException w:name="List Table 3 Accent 3" w:uiPriority="48"/>
+    <w:lsdException w:name="List Table 4 Accent 3" w:uiPriority="49"/>
+    <w:lsdException w:name="List Table 5 Dark Accent 3" w:uiPriority="50"/>
+    <w:lsdException w:name="List Table 6 Colorful Accent 3" w:uiPriority="51"/>
+    <w:lsdException w:name="List Table 7 Colorful Accent 3" w:uiPriority="52"/>
+    <w:lsdException w:name="List Table 1 Light Accent 4" w:uiPriority="46"/>
+    <w:lsdException w:name="List Table 2 Accent 4" w:uiPriority="47"/>
+    <w:lsdException w:name="List Table 3 Accent 4" w:uiPriority="48"/>
+    <w:lsdException w:name="List Table 4 Accent 4" w:uiPriority="49"/>
+    <w:lsdException w:name="List Table 5 Dark Accent 4" w:uiPriority="50"/>
+    <w:lsdException w:name="List Table 6 Colorful Accent 4" w:uiPriority="51"/>
+    <w:lsdException w:name="List Table 7 Colorful Accent 4" w:uiPriority="52"/>
+    <w:lsdException w:name="List Table 1 Light Accent 5" w:uiPriority="46"/>
+    <w:lsdException w:name="List Table 2 Accent 5" w:uiPriority="47"/>
+    <w:lsdException w:name="List Table 3 Accent 5" w:uiPriority="48"/>
+    <w:lsdException w:name="List Table 4 Accent 5" w:uiPriority="49"/>
+    <w:lsdException w:name="List Table 5 Dark Accent 5" w:uiPriority="50"/>
+    <w:lsdException w:name="List Table 6 Colorful Accent 5" w:uiPriority="51"/>
+    <w:lsdException w:name="List Table 7 Colorful Accent 5" w:uiPriority="52"/>
+    <w:lsdException w:name="List Table 1 Light Accent 6" w:uiPriority="46"/>
+    <w:lsdException w:name="List Table 2 Accent 6" w:uiPriority="47"/>
+    <w:lsdException w:name="List Table 3 Accent 6" w:uiPriority="48"/>
+    <w:lsdException w:name="List Table 4 Accent 6" w:uiPriority="49"/>
+    <w:lsdException w:name="List Table 5 Dark Accent 6" w:uiPriority="50"/>
+    <w:lsdException w:name="List Table 6 Colorful Accent 6" w:uiPriority="51"/>
+    <w:lsdException w:name="List Table 7 Colorful Accent 6" w:uiPriority="52"/>
+    <w:lsdException w:name="Mention" w:semiHidden="1" w:unhideWhenUsed="1"/>
+    <w:lsdException w:name="Smart Hyperlink" w:semiHidden="1" w:unhideWhenUsed="1"/>
+    <w:lsdException w:name="Hashtag" w:semiHidden="1" w:unhideWhenUsed="1"/>
+    <w:lsdException w:name="Unresolved Mention" w:semiHidden="1" w:unhideWhenUsed="1"/>
+    <w:lsdException w:name="Smart Link" w:semiHidden="1" w:unhideWhenUsed="1"/>
+  </w:latentStyles>
+  <w:style w:type="paragraph" w:default="1" w:styleId="Normal">
+    <w:name w:val="Normal"/>
     <w:qFormat/>
-    <w:rPr>
-      <w:sz w:val="56"/>
-      <w:szCs w:val="56"/>
-    </w:rPr>
   </w:style>
   <w:style w:type="paragraph" w:styleId="Heading1">
-    <w:name w:val="Heading 1"/>
-    <w:basedOn w:val="Normal"/>
-    <w:next w:val="Normal"/>
+    <w:name w:val="heading 1"/>
+    <w:uiPriority w:val="9"/>
     <w:qFormat/>
+    <w:pPr>
+      <w:outlineLvl w:val="0"/>
+    </w:pPr>
     <w:rPr>
       <w:color w:val="2E74B5"/>
       <w:sz w:val="32"/>
@@ -840,21 +1481,32 @@
     </w:rPr>
   </w:style>
   <w:style w:type="paragraph" w:styleId="Heading2">
-    <w:name w:val="Heading 2"/>
-    <w:basedOn w:val="Normal"/>
-    <w:next w:val="Normal"/>
+    <w:name w:val="heading 2"/>
+    <w:uiPriority w:val="9"/>
+    <w:unhideWhenUsed/>
     <w:qFormat/>
+    <w:pPr>
+      <w:keepNext/>
+      <w:spacing w:before="160" w:after="70"/>
+      <w:outlineLvl w:val="1"/>
+    </w:pPr>
     <w:rPr>
-      <w:color w:val="2E74B5"/>
-      <w:sz w:val="26"/>
-      <w:szCs w:val="26"/>
+      <w:b/>
+      <w:bCs/>
+      <w:color w:val="1F3864"/>
+      <w:sz w:val="25"/>
+      <w:szCs w:val="25"/>
     </w:rPr>
   </w:style>
   <w:style w:type="paragraph" w:styleId="Heading3">
-    <w:name w:val="Heading 3"/>
-    <w:basedOn w:val="Normal"/>
-    <w:next w:val="Normal"/>
+    <w:name w:val="heading 3"/>
+    <w:uiPriority w:val="9"/>
+    <w:semiHidden/>
+    <w:unhideWhenUsed/>
     <w:qFormat/>
+    <w:pPr>
+      <w:outlineLvl w:val="2"/>
+    </w:pPr>
     <w:rPr>
       <w:color w:val="1F4D78"/>
       <w:sz w:val="24"/>
@@ -862,10 +1514,14 @@
     </w:rPr>
   </w:style>
   <w:style w:type="paragraph" w:styleId="Heading4">
-    <w:name w:val="Heading 4"/>
-    <w:basedOn w:val="Normal"/>
-    <w:next w:val="Normal"/>
+    <w:name w:val="heading 4"/>
+    <w:uiPriority w:val="9"/>
+    <w:semiHidden/>
+    <w:unhideWhenUsed/>
     <w:qFormat/>
+    <w:pPr>
+      <w:outlineLvl w:val="3"/>
+    </w:pPr>
     <w:rPr>
       <w:i/>
       <w:iCs/>
@@ -873,27 +1529,69 @@
     </w:rPr>
   </w:style>
   <w:style w:type="paragraph" w:styleId="Heading5">
-    <w:name w:val="Heading 5"/>
-    <w:basedOn w:val="Normal"/>
-    <w:next w:val="Normal"/>
+    <w:name w:val="heading 5"/>
+    <w:uiPriority w:val="9"/>
+    <w:semiHidden/>
+    <w:unhideWhenUsed/>
     <w:qFormat/>
+    <w:pPr>
+      <w:outlineLvl w:val="4"/>
+    </w:pPr>
     <w:rPr>
       <w:color w:val="2E74B5"/>
     </w:rPr>
   </w:style>
   <w:style w:type="paragraph" w:styleId="Heading6">
-    <w:name w:val="Heading 6"/>
-    <w:basedOn w:val="Normal"/>
-    <w:next w:val="Normal"/>
+    <w:name w:val="heading 6"/>
+    <w:uiPriority w:val="9"/>
+    <w:semiHidden/>
+    <w:unhideWhenUsed/>
     <w:qFormat/>
+    <w:pPr>
+      <w:outlineLvl w:val="5"/>
+    </w:pPr>
     <w:rPr>
       <w:color w:val="1F4D78"/>
     </w:rPr>
   </w:style>
-  <w:style w:type="paragraph" w:styleId="Strong">
-    <w:name w:val="Strong"/>
-    <w:basedOn w:val="Normal"/>
-    <w:next w:val="Normal"/>
+  <w:style w:type="character" w:default="1" w:styleId="DefaultParagraphFont">
+    <w:name w:val="Default Paragraph Font"/>
+    <w:uiPriority w:val="1"/>
+    <w:semiHidden/>
+    <w:unhideWhenUsed/>
+  </w:style>
+  <w:style w:type="table" w:default="1" w:styleId="TableNormal">
+    <w:name w:val="Normal Table"/>
+    <w:uiPriority w:val="99"/>
+    <w:semiHidden/>
+    <w:unhideWhenUsed/>
+    <w:tblPr>
+      <w:tblInd w:w="0" w:type="dxa"/>
+      <w:tblCellMar>
+        <w:top w:w="0" w:type="dxa"/>
+        <w:left w:w="108" w:type="dxa"/>
+        <w:bottom w:w="0" w:type="dxa"/>
+        <w:right w:w="108" w:type="dxa"/>
+      </w:tblCellMar>
+    </w:tblPr>
+  </w:style>
+  <w:style w:type="numbering" w:default="1" w:styleId="NoList">
+    <w:name w:val="No List"/>
+    <w:uiPriority w:val="99"/>
+    <w:semiHidden/>
+    <w:unhideWhenUsed/>
+  </w:style>
+  <w:style w:type="paragraph" w:styleId="Title">
+    <w:name w:val="Title"/>
+    <w:uiPriority w:val="10"/>
+    <w:qFormat/>
+    <w:rPr>
+      <w:sz w:val="56"/>
+      <w:szCs w:val="56"/>
+    </w:rPr>
+  </w:style>
+  <w:style w:type="paragraph" w:customStyle="1" w:styleId="Strong1">
+    <w:name w:val="Strong1"/>
     <w:qFormat/>
     <w:rPr>
       <w:b/>
@@ -902,12 +1600,10 @@
   </w:style>
   <w:style w:type="paragraph" w:styleId="ListParagraph">
     <w:name w:val="List Paragraph"/>
-    <w:basedOn w:val="Normal"/>
     <w:qFormat/>
   </w:style>
   <w:style w:type="character" w:styleId="Hyperlink">
     <w:name w:val="Hyperlink"/>
-    <w:basedOn w:val="DefaultParagraphFont"/>
     <w:uiPriority w:val="99"/>
     <w:unhideWhenUsed/>
     <w:rPr>
@@ -917,7 +1613,6 @@
   </w:style>
   <w:style w:type="character" w:styleId="FootnoteReference">
     <w:name w:val="footnote reference"/>
-    <w:basedOn w:val="DefaultParagraphFont"/>
     <w:uiPriority w:val="99"/>
     <w:semiHidden/>
     <w:unhideWhenUsed/>
@@ -927,22 +1622,17 @@
   </w:style>
   <w:style w:type="paragraph" w:styleId="FootnoteText">
     <w:name w:val="footnote text"/>
-    <w:basedOn w:val="Normal"/>
     <w:link w:val="FootnoteTextChar"/>
     <w:uiPriority w:val="99"/>
     <w:semiHidden/>
     <w:unhideWhenUsed/>
-    <w:pPr>
-      <w:spacing w:after="0" w:line="240" w:lineRule="auto"/>
-    </w:pPr>
     <w:rPr>
       <w:sz w:val="20"/>
       <w:szCs w:val="20"/>
     </w:rPr>
   </w:style>
-  <w:style w:type="character" w:styleId="FootnoteTextChar">
+  <w:style w:type="character" w:customStyle="1" w:styleId="FootnoteTextChar">
     <w:name w:val="Footnote Text Char"/>
-    <w:basedOn w:val="DefaultParagraphFont"/>
     <w:link w:val="FootnoteText"/>
     <w:uiPriority w:val="99"/>
     <w:semiHidden/>
@@ -954,7 +1644,6 @@
   </w:style>
   <w:style w:type="character" w:styleId="EndnoteReference">
     <w:name w:val="endnote reference"/>
-    <w:basedOn w:val="DefaultParagraphFont"/>
     <w:uiPriority w:val="99"/>
     <w:semiHidden/>
     <w:unhideWhenUsed/>
@@ -964,22 +1653,17 @@
   </w:style>
   <w:style w:type="paragraph" w:styleId="EndnoteText">
     <w:name w:val="endnote text"/>
-    <w:basedOn w:val="Normal"/>
     <w:link w:val="EndnoteTextChar"/>
     <w:uiPriority w:val="99"/>
     <w:semiHidden/>
     <w:unhideWhenUsed/>
-    <w:pPr>
-      <w:spacing w:after="0" w:line="240" w:lineRule="auto"/>
-    </w:pPr>
     <w:rPr>
       <w:sz w:val="20"/>
       <w:szCs w:val="20"/>
     </w:rPr>
   </w:style>
-  <w:style w:type="character" w:styleId="EndnoteTextChar">
+  <w:style w:type="character" w:customStyle="1" w:styleId="EndnoteTextChar">
     <w:name w:val="Endnote Text Char"/>
-    <w:basedOn w:val="DefaultParagraphFont"/>
     <w:link w:val="EndnoteText"/>
     <w:uiPriority w:val="99"/>
     <w:semiHidden/>
@@ -989,24 +1673,300 @@
       <w:szCs w:val="20"/>
     </w:rPr>
   </w:style>
-  <w:style w:type="paragraph" w:styleId="Heading2">
-    <w:name w:val="Heading 2"/>
-    <w:basedOn w:val="Normal"/>
-    <w:next w:val="Normal"/>
-    <w:qFormat/>
-    <w:pPr>
-      <w:keepNext/>
-      <w:spacing w:after="70" w:before="160"/>
-      <w:outlineLvl w:val="1"/>
-    </w:pPr>
-    <w:rPr>
-      <w:rFonts w:ascii="Calibri" w:cs="Calibri" w:eastAsia="Calibri" w:hAnsi="Calibri"/>
-      <w:b/>
-      <w:bCs/>
-      <w:color w:val="1F3864"/>
-      <w:sz w:val="25"/>
-      <w:szCs w:val="25"/>
-    </w:rPr>
-  </w:style>
 </w:styles>
+</file>
+
+<file path=word/theme/theme1.xml><?xml version="1.0" encoding="utf-8"?>
+<a:theme xmlns:a="http://schemas.openxmlformats.org/drawingml/2006/main" name="Office Theme">
+  <a:themeElements>
+    <a:clrScheme name="Office">
+      <a:dk1>
+        <a:sysClr val="windowText" lastClr="000000"/>
+      </a:dk1>
+      <a:lt1>
+        <a:sysClr val="window" lastClr="FFFFFF"/>
+      </a:lt1>
+      <a:dk2>
+        <a:srgbClr val="44546A"/>
+      </a:dk2>
+      <a:lt2>
+        <a:srgbClr val="E7E6E6"/>
+      </a:lt2>
+      <a:accent1>
+        <a:srgbClr val="4472C4"/>
+      </a:accent1>
+      <a:accent2>
+        <a:srgbClr val="ED7D31"/>
+      </a:accent2>
+      <a:accent3>
+        <a:srgbClr val="A5A5A5"/>
+      </a:accent3>
+      <a:accent4>
+        <a:srgbClr val="FFC000"/>
+      </a:accent4>
+      <a:accent5>
+        <a:srgbClr val="5B9BD5"/>
+      </a:accent5>
+      <a:accent6>
+        <a:srgbClr val="70AD47"/>
+      </a:accent6>
+      <a:hlink>
+        <a:srgbClr val="0563C1"/>
+      </a:hlink>
+      <a:folHlink>
+        <a:srgbClr val="954F72"/>
+      </a:folHlink>
+    </a:clrScheme>
+    <a:fontScheme name="Office">
+      <a:majorFont>
+        <a:latin typeface="Calibri Light" panose="020F0302020204030204"/>
+        <a:ea typeface=""/>
+        <a:cs typeface=""/>
+        <a:font script="Jpan" typeface="游ゴシック Light"/>
+        <a:font script="Hang" typeface="맑은 고딕"/>
+        <a:font script="Hans" typeface="等线 Light"/>
+        <a:font script="Hant" typeface="新細明體"/>
+        <a:font script="Arab" typeface="Times New Roman"/>
+        <a:font script="Hebr" typeface="Times New Roman"/>
+        <a:font script="Thai" typeface="Angsana New"/>
+        <a:font script="Ethi" typeface="Nyala"/>
+        <a:font script="Beng" typeface="Vrinda"/>
+        <a:font script="Gujr" typeface="Shruti"/>
+        <a:font script="Khmr" typeface="MoolBoran"/>
+        <a:font script="Knda" typeface="Tunga"/>
+        <a:font script="Guru" typeface="Raavi"/>
+        <a:font script="Cans" typeface="Euphemia"/>
+        <a:font script="Cher" typeface="Plantagenet Cherokee"/>
+        <a:font script="Yiii" typeface="Microsoft Yi Baiti"/>
+        <a:font script="Tibt" typeface="Microsoft Himalaya"/>
+        <a:font script="Thaa" typeface="MV Boli"/>
+        <a:font script="Deva" typeface="Mangal"/>
+        <a:font script="Telu" typeface="Gautami"/>
+        <a:font script="Taml" typeface="Latha"/>
+        <a:font script="Syrc" typeface="Estrangelo Edessa"/>
+        <a:font script="Orya" typeface="Kalinga"/>
+        <a:font script="Mlym" typeface="Kartika"/>
+        <a:font script="Laoo" typeface="DokChampa"/>
+        <a:font script="Sinh" typeface="Iskoola Pota"/>
+        <a:font script="Mong" typeface="Mongolian Baiti"/>
+        <a:font script="Viet" typeface="Times New Roman"/>
+        <a:font script="Uigh" typeface="Microsoft Uighur"/>
+        <a:font script="Geor" typeface="Sylfaen"/>
+        <a:font script="Armn" typeface="Arial"/>
+        <a:font script="Bugi" typeface="Leelawadee UI"/>
+        <a:font script="Bopo" typeface="Microsoft JhengHei"/>
+        <a:font script="Java" typeface="Javanese Text"/>
+        <a:font script="Lisu" typeface="Segoe UI"/>
+        <a:font script="Mymr" typeface="Myanmar Text"/>
+        <a:font script="Nkoo" typeface="Ebrima"/>
+        <a:font script="Olck" typeface="Nirmala UI"/>
+        <a:font script="Osma" typeface="Ebrima"/>
+        <a:font script="Phag" typeface="Phagspa"/>
+        <a:font script="Syrn" typeface="Estrangelo Edessa"/>
+        <a:font script="Syrj" typeface="Estrangelo Edessa"/>
+        <a:font script="Syre" typeface="Estrangelo Edessa"/>
+        <a:font script="Sora" typeface="Nirmala UI"/>
+        <a:font script="Tale" typeface="Microsoft Tai Le"/>
+        <a:font script="Talu" typeface="Microsoft New Tai Lue"/>
+        <a:font script="Tfng" typeface="Ebrima"/>
+      </a:majorFont>
+      <a:minorFont>
+        <a:latin typeface="Calibri" panose="020F0502020204030204"/>
+        <a:ea typeface=""/>
+        <a:cs typeface=""/>
+        <a:font script="Jpan" typeface="游明朝"/>
+        <a:font script="Hang" typeface="맑은 고딕"/>
+        <a:font script="Hans" typeface="等线"/>
+        <a:font script="Hant" typeface="新細明體"/>
+        <a:font script="Arab" typeface="Arial"/>
+        <a:font script="Hebr" typeface="Arial"/>
+        <a:font script="Thai" typeface="Cordia New"/>
+        <a:font script="Ethi" typeface="Nyala"/>
+        <a:font script="Beng" typeface="Vrinda"/>
+        <a:font script="Gujr" typeface="Shruti"/>
+        <a:font script="Khmr" typeface="DaunPenh"/>
+        <a:font script="Knda" typeface="Tunga"/>
+        <a:font script="Guru" typeface="Raavi"/>
+        <a:font script="Cans" typeface="Euphemia"/>
+        <a:font script="Cher" typeface="Plantagenet Cherokee"/>
+        <a:font script="Yiii" typeface="Microsoft Yi Baiti"/>
+        <a:font script="Tibt" typeface="Microsoft Himalaya"/>
+        <a:font script="Thaa" typeface="MV Boli"/>
+        <a:font script="Deva" typeface="Mangal"/>
+        <a:font script="Telu" typeface="Gautami"/>
+        <a:font script="Taml" typeface="Latha"/>
+        <a:font script="Syrc" typeface="Estrangelo Edessa"/>
+        <a:font script="Orya" typeface="Kalinga"/>
+        <a:font script="Mlym" typeface="Kartika"/>
+        <a:font script="Laoo" typeface="DokChampa"/>
+        <a:font script="Sinh" typeface="Iskoola Pota"/>
+        <a:font script="Mong" typeface="Mongolian Baiti"/>
+        <a:font script="Viet" typeface="Arial"/>
+        <a:font script="Uigh" typeface="Microsoft Uighur"/>
+        <a:font script="Geor" typeface="Sylfaen"/>
+        <a:font script="Armn" typeface="Arial"/>
+        <a:font script="Bugi" typeface="Leelawadee UI"/>
+        <a:font script="Bopo" typeface="Microsoft JhengHei"/>
+        <a:font script="Java" typeface="Javanese Text"/>
+        <a:font script="Lisu" typeface="Segoe UI"/>
+        <a:font script="Mymr" typeface="Myanmar Text"/>
+        <a:font script="Nkoo" typeface="Ebrima"/>
+        <a:font script="Olck" typeface="Nirmala UI"/>
+        <a:font script="Osma" typeface="Ebrima"/>
+        <a:font script="Phag" typeface="Phagspa"/>
+        <a:font script="Syrn" typeface="Estrangelo Edessa"/>
+        <a:font script="Syrj" typeface="Estrangelo Edessa"/>
+        <a:font script="Syre" typeface="Estrangelo Edessa"/>
+        <a:font script="Sora" typeface="Nirmala UI"/>
+        <a:font script="Tale" typeface="Microsoft Tai Le"/>
+        <a:font script="Talu" typeface="Microsoft New Tai Lue"/>
+        <a:font script="Tfng" typeface="Ebrima"/>
+      </a:minorFont>
+    </a:fontScheme>
+    <a:fmtScheme name="Office">
+      <a:fillStyleLst>
+        <a:solidFill>
+          <a:schemeClr val="phClr"/>
+        </a:solidFill>
+        <a:gradFill rotWithShape="1">
+          <a:gsLst>
+            <a:gs pos="0">
+              <a:schemeClr val="phClr">
+                <a:lumMod val="110000"/>
+                <a:satMod val="105000"/>
+                <a:tint val="67000"/>
+              </a:schemeClr>
+            </a:gs>
+            <a:gs pos="50000">
+              <a:schemeClr val="phClr">
+                <a:lumMod val="105000"/>
+                <a:satMod val="103000"/>
+                <a:tint val="73000"/>
+              </a:schemeClr>
+            </a:gs>
+            <a:gs pos="100000">
+              <a:schemeClr val="phClr">
+                <a:lumMod val="105000"/>
+                <a:satMod val="109000"/>
+                <a:tint val="81000"/>
+              </a:schemeClr>
+            </a:gs>
+          </a:gsLst>
+          <a:lin ang="5400000" scaled="0"/>
+        </a:gradFill>
+        <a:gradFill rotWithShape="1">
+          <a:gsLst>
+            <a:gs pos="0">
+              <a:schemeClr val="phClr">
+                <a:satMod val="103000"/>
+                <a:lumMod val="102000"/>
+                <a:tint val="94000"/>
+              </a:schemeClr>
+            </a:gs>
+            <a:gs pos="50000">
+              <a:schemeClr val="phClr">
+                <a:satMod val="110000"/>
+                <a:lumMod val="100000"/>
+                <a:shade val="100000"/>
+              </a:schemeClr>
+            </a:gs>
+            <a:gs pos="100000">
+              <a:schemeClr val="phClr">
+                <a:lumMod val="99000"/>
+                <a:satMod val="120000"/>
+                <a:shade val="78000"/>
+              </a:schemeClr>
+            </a:gs>
+          </a:gsLst>
+          <a:lin ang="5400000" scaled="0"/>
+        </a:gradFill>
+      </a:fillStyleLst>
+      <a:lnStyleLst>
+        <a:ln w="6350" cap="flat" cmpd="sng" algn="ctr">
+          <a:solidFill>
+            <a:schemeClr val="phClr"/>
+          </a:solidFill>
+          <a:prstDash val="solid"/>
+          <a:miter lim="800000"/>
+        </a:ln>
+        <a:ln w="12700" cap="flat" cmpd="sng" algn="ctr">
+          <a:solidFill>
+            <a:schemeClr val="phClr"/>
+          </a:solidFill>
+          <a:prstDash val="solid"/>
+          <a:miter lim="800000"/>
+        </a:ln>
+        <a:ln w="19050" cap="flat" cmpd="sng" algn="ctr">
+          <a:solidFill>
+            <a:schemeClr val="phClr"/>
+          </a:solidFill>
+          <a:prstDash val="solid"/>
+          <a:miter lim="800000"/>
+        </a:ln>
+      </a:lnStyleLst>
+      <a:effectStyleLst>
+        <a:effectStyle>
+          <a:effectLst/>
+        </a:effectStyle>
+        <a:effectStyle>
+          <a:effectLst/>
+        </a:effectStyle>
+        <a:effectStyle>
+          <a:effectLst>
+            <a:outerShdw blurRad="57150" dist="19050" dir="5400000" algn="ctr" rotWithShape="0">
+              <a:srgbClr val="000000">
+                <a:alpha val="63000"/>
+              </a:srgbClr>
+            </a:outerShdw>
+          </a:effectLst>
+        </a:effectStyle>
+      </a:effectStyleLst>
+      <a:bgFillStyleLst>
+        <a:solidFill>
+          <a:schemeClr val="phClr"/>
+        </a:solidFill>
+        <a:solidFill>
+          <a:schemeClr val="phClr">
+            <a:tint val="95000"/>
+            <a:satMod val="170000"/>
+          </a:schemeClr>
+        </a:solidFill>
+        <a:gradFill rotWithShape="1">
+          <a:gsLst>
+            <a:gs pos="0">
+              <a:schemeClr val="phClr">
+                <a:tint val="93000"/>
+                <a:satMod val="150000"/>
+                <a:shade val="98000"/>
+                <a:lumMod val="102000"/>
+              </a:schemeClr>
+            </a:gs>
+            <a:gs pos="50000">
+              <a:schemeClr val="phClr">
+                <a:tint val="98000"/>
+                <a:satMod val="130000"/>
+                <a:shade val="90000"/>
+                <a:lumMod val="103000"/>
+              </a:schemeClr>
+            </a:gs>
+            <a:gs pos="100000">
+              <a:schemeClr val="phClr">
+                <a:shade val="63000"/>
+                <a:satMod val="120000"/>
+              </a:schemeClr>
+            </a:gs>
+          </a:gsLst>
+          <a:lin ang="5400000" scaled="0"/>
+        </a:gradFill>
+      </a:bgFillStyleLst>
+    </a:fmtScheme>
+  </a:themeElements>
+  <a:objectDefaults/>
+  <a:extraClrSchemeLst/>
+  <a:extLst>
+    <a:ext uri="{05A4C25C-085E-4340-85A3-A5531E510DB2}">
+      <thm15:themeFamily xmlns:thm15="http://schemas.microsoft.com/office/thememl/2012/main" name="Office Theme" id="{62F939B6-93AF-4DB8-9C6B-D6C7DFDC589F}" vid="{4A3C46E8-61CC-4603-A589-7422A47A8E4A}"/>
+    </a:ext>
+  </a:extLst>
+</a:theme>
 </file>